--- a/Finance-And-Accounting-In-Excel/Finance-Notes-02.docx
+++ b/Finance-And-Accounting-In-Excel/Finance-Notes-02.docx
@@ -3,7 +3,19 @@
 <w:document xmlns:wpc="http://schemas.microsoft.com/office/word/2010/wordprocessingCanvas" xmlns:cx="http://schemas.microsoft.com/office/drawing/2014/chartex" xmlns:cx1="http://schemas.microsoft.com/office/drawing/2015/9/8/chartex" xmlns:cx2="http://schemas.microsoft.com/office/drawing/2015/10/21/chartex" xmlns:cx3="http://schemas.microsoft.com/office/drawing/2016/5/9/chartex" xmlns:cx4="http://schemas.microsoft.com/office/drawing/2016/5/10/chartex" xmlns:cx5="http://schemas.microsoft.com/office/drawing/2016/5/11/chartex" xmlns:cx6="http://schemas.microsoft.com/office/drawing/2016/5/12/chartex" xmlns:cx7="http://schemas.microsoft.com/office/drawing/2016/5/13/chartex" xmlns:cx8="http://schemas.microsoft.com/office/drawing/2016/5/14/chartex" xmlns:mc="http://schemas.openxmlformats.org/markup-compatibility/2006" xmlns:aink="http://schemas.microsoft.com/office/drawing/2016/ink" xmlns:am3d="http://schemas.microsoft.com/office/drawing/2017/model3d" xmlns:o="urn:schemas-microsoft-com:office:office" xmlns:oel="http://schemas.microsoft.com/office/2019/extlst" xmlns:r="http://schemas.openxmlformats.org/officeDocument/2006/relationships" xmlns:m="http://schemas.openxmlformats.org/officeDocument/2006/math" xmlns:v="urn:schemas-microsoft-com:vml" xmlns:wp14="http://schemas.microsoft.com/office/word/2010/wordprocessingDrawing" xmlns:wp="http://schemas.openxmlformats.org/drawingml/2006/wordprocessingDrawing" xmlns:w10="urn:schemas-microsoft-com:office:word" xmlns:w="http://schemas.openxmlformats.org/wordprocessingml/2006/main" xmlns:w14="http://schemas.microsoft.com/office/word/2010/wordml" xmlns:w15="http://schemas.microsoft.com/office/word/2012/wordml" xmlns:w16cex="http://schemas.microsoft.com/office/word/2018/wordml/cex" xmlns:w16cid="http://schemas.microsoft.com/office/word/2016/wordml/cid" xmlns:w16="http://schemas.microsoft.com/office/word/2018/wordml" xmlns:w16du="http://schemas.microsoft.com/office/word/2023/wordml/word16du" xmlns:w16sdtdh="http://schemas.microsoft.com/office/word/2020/wordml/sdtdatahash" xmlns:w16sdtfl="http://schemas.microsoft.com/office/word/2024/wordml/sdtformatlock" xmlns:w16se="http://schemas.microsoft.com/office/word/2015/wordml/symex" xmlns:wpg="http://schemas.microsoft.com/office/word/2010/wordprocessingGroup" xmlns:wpi="http://schemas.microsoft.com/office/word/2010/wordprocessingInk" xmlns:wne="http://schemas.microsoft.com/office/word/2006/wordml" xmlns:wps="http://schemas.microsoft.com/office/word/2010/wordprocessingShape" mc:Ignorable="w14 w15 w16se w16cid w16 w16cex w16sdtdh w16sdtfl w16du wp14">
   <w:body>
     <w:p>
-      <w:r>
+      <w:pPr>
+        <w:rPr>
+          <w:rFonts w:ascii="Sakkal Majalla" w:hAnsi="Sakkal Majalla" w:cs="Sakkal Majalla"/>
+          <w:sz w:val="28"/>
+          <w:szCs w:val="28"/>
+        </w:rPr>
+      </w:pPr>
+      <w:r>
+        <w:rPr>
+          <w:rFonts w:ascii="Sakkal Majalla" w:hAnsi="Sakkal Majalla" w:cs="Sakkal Majalla"/>
+          <w:sz w:val="28"/>
+          <w:szCs w:val="28"/>
+        </w:rPr>
         <w:t>After we select the chart:</w:t>
       </w:r>
     </w:p>
@@ -14,8 +26,18 @@
           <w:ilvl w:val="0"/>
           <w:numId w:val="1"/>
         </w:numPr>
-      </w:pPr>
-      <w:r>
+        <w:rPr>
+          <w:rFonts w:ascii="Sakkal Majalla" w:hAnsi="Sakkal Majalla" w:cs="Sakkal Majalla"/>
+          <w:sz w:val="28"/>
+          <w:szCs w:val="28"/>
+        </w:rPr>
+      </w:pPr>
+      <w:r>
+        <w:rPr>
+          <w:rFonts w:ascii="Sakkal Majalla" w:hAnsi="Sakkal Majalla" w:cs="Sakkal Majalla"/>
+          <w:sz w:val="28"/>
+          <w:szCs w:val="28"/>
+        </w:rPr>
         <w:t>We can change the bold option.</w:t>
       </w:r>
     </w:p>
@@ -26,8 +48,18 @@
           <w:ilvl w:val="0"/>
           <w:numId w:val="1"/>
         </w:numPr>
-      </w:pPr>
-      <w:r>
+        <w:rPr>
+          <w:rFonts w:ascii="Sakkal Majalla" w:hAnsi="Sakkal Majalla" w:cs="Sakkal Majalla"/>
+          <w:sz w:val="28"/>
+          <w:szCs w:val="28"/>
+        </w:rPr>
+      </w:pPr>
+      <w:r>
+        <w:rPr>
+          <w:rFonts w:ascii="Sakkal Majalla" w:hAnsi="Sakkal Majalla" w:cs="Sakkal Majalla"/>
+          <w:sz w:val="28"/>
+          <w:szCs w:val="28"/>
+        </w:rPr>
         <w:t>We can change the font size option</w:t>
       </w:r>
     </w:p>
@@ -38,16 +70,44 @@
           <w:ilvl w:val="0"/>
           <w:numId w:val="1"/>
         </w:numPr>
-      </w:pPr>
-      <w:r>
+        <w:rPr>
+          <w:rFonts w:ascii="Sakkal Majalla" w:hAnsi="Sakkal Majalla" w:cs="Sakkal Majalla"/>
+          <w:sz w:val="28"/>
+          <w:szCs w:val="28"/>
+        </w:rPr>
+      </w:pPr>
+      <w:r>
+        <w:rPr>
+          <w:rFonts w:ascii="Sakkal Majalla" w:hAnsi="Sakkal Majalla" w:cs="Sakkal Majalla"/>
+          <w:sz w:val="28"/>
+          <w:szCs w:val="28"/>
+        </w:rPr>
         <w:t>And many more</w:t>
       </w:r>
     </w:p>
-    <w:p/>
-    <w:p>
-      <w:r>
-        <w:rPr>
+    <w:p>
+      <w:pPr>
+        <w:rPr>
+          <w:rFonts w:ascii="Sakkal Majalla" w:hAnsi="Sakkal Majalla" w:cs="Sakkal Majalla"/>
+          <w:sz w:val="28"/>
+          <w:szCs w:val="28"/>
+        </w:rPr>
+      </w:pPr>
+    </w:p>
+    <w:p>
+      <w:pPr>
+        <w:rPr>
+          <w:rFonts w:ascii="Sakkal Majalla" w:hAnsi="Sakkal Majalla" w:cs="Sakkal Majalla"/>
+          <w:sz w:val="28"/>
+          <w:szCs w:val="28"/>
+        </w:rPr>
+      </w:pPr>
+      <w:r>
+        <w:rPr>
+          <w:rFonts w:ascii="Sakkal Majalla" w:hAnsi="Sakkal Majalla" w:cs="Sakkal Majalla"/>
           <w:noProof/>
+          <w:sz w:val="28"/>
+          <w:szCs w:val="28"/>
         </w:rPr>
         <w:drawing>
           <wp:inline distT="0" distB="0" distL="0" distR="0" wp14:anchorId="28C0412E" wp14:editId="24054304">
@@ -87,26 +147,126 @@
       </w:r>
     </w:p>
     <w:p>
-      <w:r>
+      <w:pPr>
+        <w:rPr>
+          <w:rFonts w:ascii="Sakkal Majalla" w:hAnsi="Sakkal Majalla" w:cs="Sakkal Majalla"/>
+          <w:sz w:val="28"/>
+          <w:szCs w:val="28"/>
+        </w:rPr>
+      </w:pPr>
+      <w:r>
+        <w:rPr>
+          <w:rFonts w:ascii="Sakkal Majalla" w:hAnsi="Sakkal Majalla" w:cs="Sakkal Majalla"/>
+          <w:sz w:val="28"/>
+          <w:szCs w:val="28"/>
+        </w:rPr>
         <w:tab/>
       </w:r>
       <w:r>
+        <w:rPr>
+          <w:rFonts w:ascii="Sakkal Majalla" w:hAnsi="Sakkal Majalla" w:cs="Sakkal Majalla"/>
+          <w:sz w:val="28"/>
+          <w:szCs w:val="28"/>
+        </w:rPr>
         <w:tab/>
         <w:t>===================================================</w:t>
       </w:r>
     </w:p>
-    <w:p/>
-    <w:p/>
-    <w:p/>
-    <w:p/>
-    <w:p/>
-    <w:p/>
-    <w:p/>
-    <w:p/>
-    <w:p/>
-    <w:p>
-      <w:r>
-        <w:lastRenderedPageBreak/>
+    <w:p>
+      <w:pPr>
+        <w:rPr>
+          <w:rFonts w:ascii="Sakkal Majalla" w:hAnsi="Sakkal Majalla" w:cs="Sakkal Majalla"/>
+          <w:sz w:val="28"/>
+          <w:szCs w:val="28"/>
+        </w:rPr>
+      </w:pPr>
+    </w:p>
+    <w:p>
+      <w:pPr>
+        <w:rPr>
+          <w:rFonts w:ascii="Sakkal Majalla" w:hAnsi="Sakkal Majalla" w:cs="Sakkal Majalla"/>
+          <w:sz w:val="28"/>
+          <w:szCs w:val="28"/>
+        </w:rPr>
+      </w:pPr>
+    </w:p>
+    <w:p>
+      <w:pPr>
+        <w:rPr>
+          <w:rFonts w:ascii="Sakkal Majalla" w:hAnsi="Sakkal Majalla" w:cs="Sakkal Majalla"/>
+          <w:sz w:val="28"/>
+          <w:szCs w:val="28"/>
+        </w:rPr>
+      </w:pPr>
+    </w:p>
+    <w:p>
+      <w:pPr>
+        <w:rPr>
+          <w:rFonts w:ascii="Sakkal Majalla" w:hAnsi="Sakkal Majalla" w:cs="Sakkal Majalla"/>
+          <w:sz w:val="28"/>
+          <w:szCs w:val="28"/>
+        </w:rPr>
+      </w:pPr>
+    </w:p>
+    <w:p>
+      <w:pPr>
+        <w:rPr>
+          <w:rFonts w:ascii="Sakkal Majalla" w:hAnsi="Sakkal Majalla" w:cs="Sakkal Majalla"/>
+          <w:sz w:val="28"/>
+          <w:szCs w:val="28"/>
+        </w:rPr>
+      </w:pPr>
+    </w:p>
+    <w:p>
+      <w:pPr>
+        <w:rPr>
+          <w:rFonts w:ascii="Sakkal Majalla" w:hAnsi="Sakkal Majalla" w:cs="Sakkal Majalla"/>
+          <w:sz w:val="28"/>
+          <w:szCs w:val="28"/>
+        </w:rPr>
+      </w:pPr>
+    </w:p>
+    <w:p>
+      <w:pPr>
+        <w:rPr>
+          <w:rFonts w:ascii="Sakkal Majalla" w:hAnsi="Sakkal Majalla" w:cs="Sakkal Majalla"/>
+          <w:sz w:val="28"/>
+          <w:szCs w:val="28"/>
+        </w:rPr>
+      </w:pPr>
+    </w:p>
+    <w:p>
+      <w:pPr>
+        <w:rPr>
+          <w:rFonts w:ascii="Sakkal Majalla" w:hAnsi="Sakkal Majalla" w:cs="Sakkal Majalla"/>
+          <w:sz w:val="28"/>
+          <w:szCs w:val="28"/>
+        </w:rPr>
+      </w:pPr>
+    </w:p>
+    <w:p>
+      <w:pPr>
+        <w:rPr>
+          <w:rFonts w:ascii="Sakkal Majalla" w:hAnsi="Sakkal Majalla" w:cs="Sakkal Majalla"/>
+          <w:sz w:val="28"/>
+          <w:szCs w:val="28"/>
+        </w:rPr>
+      </w:pPr>
+    </w:p>
+    <w:p>
+      <w:pPr>
+        <w:rPr>
+          <w:rFonts w:ascii="Sakkal Majalla" w:hAnsi="Sakkal Majalla" w:cs="Sakkal Majalla"/>
+          <w:sz w:val="28"/>
+          <w:szCs w:val="28"/>
+        </w:rPr>
+      </w:pPr>
+      <w:r>
+        <w:rPr>
+          <w:rFonts w:ascii="Sakkal Majalla" w:hAnsi="Sakkal Majalla" w:cs="Sakkal Majalla"/>
+          <w:sz w:val="28"/>
+          <w:szCs w:val="28"/>
+        </w:rPr>
         <w:t>We can change the data:</w:t>
       </w:r>
     </w:p>
@@ -117,8 +277,18 @@
           <w:ilvl w:val="0"/>
           <w:numId w:val="2"/>
         </w:numPr>
-      </w:pPr>
-      <w:r>
+        <w:rPr>
+          <w:rFonts w:ascii="Sakkal Majalla" w:hAnsi="Sakkal Majalla" w:cs="Sakkal Majalla"/>
+          <w:sz w:val="28"/>
+          <w:szCs w:val="28"/>
+        </w:rPr>
+      </w:pPr>
+      <w:r>
+        <w:rPr>
+          <w:rFonts w:ascii="Sakkal Majalla" w:hAnsi="Sakkal Majalla" w:cs="Sakkal Majalla"/>
+          <w:sz w:val="28"/>
+          <w:szCs w:val="28"/>
+        </w:rPr>
         <w:t>Select the chart.</w:t>
       </w:r>
     </w:p>
@@ -129,21 +299,48 @@
           <w:ilvl w:val="0"/>
           <w:numId w:val="2"/>
         </w:numPr>
-      </w:pPr>
-      <w:r>
-        <w:t>Right click, and choose “Select Data…”</w:t>
-      </w:r>
-    </w:p>
-    <w:p/>
-    <w:p>
-      <w:r>
-        <w:rPr>
+        <w:rPr>
+          <w:rFonts w:ascii="Sakkal Majalla" w:hAnsi="Sakkal Majalla" w:cs="Sakkal Majalla"/>
+          <w:sz w:val="28"/>
+          <w:szCs w:val="28"/>
+        </w:rPr>
+      </w:pPr>
+      <w:r>
+        <w:rPr>
+          <w:rFonts w:ascii="Sakkal Majalla" w:hAnsi="Sakkal Majalla" w:cs="Sakkal Majalla"/>
+          <w:sz w:val="28"/>
+          <w:szCs w:val="28"/>
+        </w:rPr>
+        <w:t>Right-click</w:t>
+      </w:r>
+      <w:r>
+        <w:rPr>
+          <w:rFonts w:ascii="Sakkal Majalla" w:hAnsi="Sakkal Majalla" w:cs="Sakkal Majalla"/>
+          <w:sz w:val="28"/>
+          <w:szCs w:val="28"/>
+        </w:rPr>
+        <w:t>, and choose “Select Data…”</w:t>
+      </w:r>
+    </w:p>
+    <w:p>
+      <w:pPr>
+        <w:rPr>
+          <w:rFonts w:ascii="Sakkal Majalla" w:hAnsi="Sakkal Majalla" w:cs="Sakkal Majalla"/>
+          <w:sz w:val="28"/>
+          <w:szCs w:val="28"/>
+        </w:rPr>
+      </w:pPr>
+      <w:r>
+        <w:rPr>
+          <w:rFonts w:ascii="Sakkal Majalla" w:hAnsi="Sakkal Majalla" w:cs="Sakkal Majalla"/>
           <w:noProof/>
+          <w:sz w:val="28"/>
+          <w:szCs w:val="28"/>
         </w:rPr>
         <w:drawing>
-          <wp:inline distT="0" distB="0" distL="0" distR="0" wp14:anchorId="7FC374EA" wp14:editId="617163CD">
-            <wp:extent cx="5943600" cy="3167380"/>
-            <wp:effectExtent l="0" t="0" r="0" b="0"/>
+          <wp:inline distT="0" distB="0" distL="0" distR="0" wp14:anchorId="7FC374EA" wp14:editId="29B939D6">
+            <wp:extent cx="5344235" cy="2847975"/>
+            <wp:effectExtent l="0" t="0" r="8890" b="0"/>
             <wp:docPr id="5063283" name="Picture 1"/>
             <wp:cNvGraphicFramePr>
               <a:graphicFrameLocks xmlns:a="http://schemas.openxmlformats.org/drawingml/2006/main" noChangeAspect="1"/>
@@ -164,7 +361,7 @@
                   <pic:spPr>
                     <a:xfrm>
                       <a:off x="0" y="0"/>
-                      <a:ext cx="5943600" cy="3167380"/>
+                      <a:ext cx="5350221" cy="2851165"/>
                     </a:xfrm>
                     <a:prstGeom prst="rect">
                       <a:avLst/>
@@ -176,6 +373,1090 @@
           </wp:inline>
         </w:drawing>
       </w:r>
+    </w:p>
+    <w:p>
+      <w:pPr>
+        <w:ind w:left="720" w:firstLine="720"/>
+        <w:rPr>
+          <w:rFonts w:ascii="Sakkal Majalla" w:hAnsi="Sakkal Majalla" w:cs="Sakkal Majalla"/>
+          <w:sz w:val="28"/>
+          <w:szCs w:val="28"/>
+        </w:rPr>
+      </w:pPr>
+      <w:r>
+        <w:rPr>
+          <w:rFonts w:ascii="Sakkal Majalla" w:hAnsi="Sakkal Majalla" w:cs="Sakkal Majalla"/>
+          <w:sz w:val="28"/>
+          <w:szCs w:val="28"/>
+        </w:rPr>
+        <w:t>===================================================</w:t>
+      </w:r>
+    </w:p>
+    <w:p>
+      <w:pPr>
+        <w:rPr>
+          <w:rFonts w:ascii="Sakkal Majalla" w:hAnsi="Sakkal Majalla" w:cs="Sakkal Majalla"/>
+          <w:sz w:val="28"/>
+          <w:szCs w:val="28"/>
+        </w:rPr>
+      </w:pPr>
+      <w:r>
+        <w:rPr>
+          <w:rFonts w:ascii="Sakkal Majalla" w:hAnsi="Sakkal Majalla" w:cs="Sakkal Majalla"/>
+          <w:sz w:val="28"/>
+          <w:szCs w:val="28"/>
+        </w:rPr>
+        <w:t xml:space="preserve">After we select all the table data, the entries or series should be populated </w:t>
+      </w:r>
+      <w:r>
+        <w:rPr>
+          <w:rFonts w:ascii="Sakkal Majalla" w:hAnsi="Sakkal Majalla" w:cs="Sakkal Majalla"/>
+          <w:sz w:val="28"/>
+          <w:szCs w:val="28"/>
+        </w:rPr>
+        <w:t>in the</w:t>
+      </w:r>
+      <w:r>
+        <w:rPr>
+          <w:rFonts w:ascii="Sakkal Majalla" w:hAnsi="Sakkal Majalla" w:cs="Sakkal Majalla"/>
+          <w:sz w:val="28"/>
+          <w:szCs w:val="28"/>
+        </w:rPr>
+        <w:t xml:space="preserve"> data source dialogue:</w:t>
+      </w:r>
+    </w:p>
+    <w:p>
+      <w:pPr>
+        <w:rPr>
+          <w:rFonts w:ascii="Sakkal Majalla" w:hAnsi="Sakkal Majalla" w:cs="Sakkal Majalla"/>
+          <w:sz w:val="28"/>
+          <w:szCs w:val="28"/>
+        </w:rPr>
+      </w:pPr>
+      <w:r>
+        <w:rPr>
+          <w:rFonts w:ascii="Sakkal Majalla" w:hAnsi="Sakkal Majalla" w:cs="Sakkal Majalla"/>
+          <w:noProof/>
+          <w:sz w:val="28"/>
+          <w:szCs w:val="28"/>
+        </w:rPr>
+        <w:lastRenderedPageBreak/>
+        <w:drawing>
+          <wp:inline distT="0" distB="0" distL="0" distR="0" wp14:anchorId="09C5677B" wp14:editId="1F281E4B">
+            <wp:extent cx="5314950" cy="2836344"/>
+            <wp:effectExtent l="0" t="0" r="0" b="2540"/>
+            <wp:docPr id="1800761434" name="Picture 1"/>
+            <wp:cNvGraphicFramePr>
+              <a:graphicFrameLocks xmlns:a="http://schemas.openxmlformats.org/drawingml/2006/main" noChangeAspect="1"/>
+            </wp:cNvGraphicFramePr>
+            <a:graphic xmlns:a="http://schemas.openxmlformats.org/drawingml/2006/main">
+              <a:graphicData uri="http://schemas.openxmlformats.org/drawingml/2006/picture">
+                <pic:pic xmlns:pic="http://schemas.openxmlformats.org/drawingml/2006/picture">
+                  <pic:nvPicPr>
+                    <pic:cNvPr id="1800761434" name=""/>
+                    <pic:cNvPicPr/>
+                  </pic:nvPicPr>
+                  <pic:blipFill>
+                    <a:blip r:embed="rId7"/>
+                    <a:stretch>
+                      <a:fillRect/>
+                    </a:stretch>
+                  </pic:blipFill>
+                  <pic:spPr>
+                    <a:xfrm>
+                      <a:off x="0" y="0"/>
+                      <a:ext cx="5325475" cy="2841961"/>
+                    </a:xfrm>
+                    <a:prstGeom prst="rect">
+                      <a:avLst/>
+                    </a:prstGeom>
+                  </pic:spPr>
+                </pic:pic>
+              </a:graphicData>
+            </a:graphic>
+          </wp:inline>
+        </w:drawing>
+      </w:r>
+    </w:p>
+    <w:p>
+      <w:pPr>
+        <w:ind w:left="720" w:firstLine="720"/>
+        <w:rPr>
+          <w:rFonts w:ascii="Sakkal Majalla" w:hAnsi="Sakkal Majalla" w:cs="Sakkal Majalla"/>
+          <w:sz w:val="28"/>
+          <w:szCs w:val="28"/>
+        </w:rPr>
+      </w:pPr>
+      <w:r>
+        <w:rPr>
+          <w:rFonts w:ascii="Sakkal Majalla" w:hAnsi="Sakkal Majalla" w:cs="Sakkal Majalla"/>
+          <w:sz w:val="28"/>
+          <w:szCs w:val="28"/>
+        </w:rPr>
+        <w:t>===================================================</w:t>
+      </w:r>
+    </w:p>
+    <w:p>
+      <w:pPr>
+        <w:rPr>
+          <w:rFonts w:ascii="Sakkal Majalla" w:hAnsi="Sakkal Majalla" w:cs="Sakkal Majalla"/>
+          <w:sz w:val="28"/>
+          <w:szCs w:val="28"/>
+        </w:rPr>
+      </w:pPr>
+    </w:p>
+    <w:p>
+      <w:pPr>
+        <w:rPr>
+          <w:rFonts w:ascii="Sakkal Majalla" w:hAnsi="Sakkal Majalla" w:cs="Sakkal Majalla"/>
+          <w:sz w:val="28"/>
+          <w:szCs w:val="28"/>
+        </w:rPr>
+      </w:pPr>
+      <w:r>
+        <w:rPr>
+          <w:rFonts w:ascii="Sakkal Majalla" w:hAnsi="Sakkal Majalla" w:cs="Sakkal Majalla"/>
+          <w:sz w:val="28"/>
+          <w:szCs w:val="28"/>
+        </w:rPr>
+        <w:t xml:space="preserve">From the chart design, we can add data labels </w:t>
+      </w:r>
+      <w:r>
+        <w:rPr>
+          <w:rFonts w:ascii="Sakkal Majalla" w:hAnsi="Sakkal Majalla" w:cs="Sakkal Majalla"/>
+          <w:sz w:val="28"/>
+          <w:szCs w:val="28"/>
+        </w:rPr>
+        <w:t>through</w:t>
+      </w:r>
+      <w:r>
+        <w:rPr>
+          <w:rFonts w:ascii="Sakkal Majalla" w:hAnsi="Sakkal Majalla" w:cs="Sakkal Majalla"/>
+          <w:sz w:val="28"/>
+          <w:szCs w:val="28"/>
+        </w:rPr>
+        <w:t xml:space="preserve"> the chart elements:</w:t>
+      </w:r>
+    </w:p>
+    <w:p>
+      <w:pPr>
+        <w:rPr>
+          <w:rFonts w:ascii="Sakkal Majalla" w:hAnsi="Sakkal Majalla" w:cs="Sakkal Majalla"/>
+          <w:sz w:val="28"/>
+          <w:szCs w:val="28"/>
+        </w:rPr>
+      </w:pPr>
+      <w:r>
+        <w:rPr>
+          <w:rFonts w:ascii="Sakkal Majalla" w:hAnsi="Sakkal Majalla" w:cs="Sakkal Majalla"/>
+          <w:noProof/>
+          <w:sz w:val="28"/>
+          <w:szCs w:val="28"/>
+        </w:rPr>
+        <w:drawing>
+          <wp:inline distT="0" distB="0" distL="0" distR="0" wp14:anchorId="432291C1" wp14:editId="70692F94">
+            <wp:extent cx="5943600" cy="3341370"/>
+            <wp:effectExtent l="0" t="0" r="0" b="0"/>
+            <wp:docPr id="1864327166" name="Picture 1"/>
+            <wp:cNvGraphicFramePr>
+              <a:graphicFrameLocks xmlns:a="http://schemas.openxmlformats.org/drawingml/2006/main" noChangeAspect="1"/>
+            </wp:cNvGraphicFramePr>
+            <a:graphic xmlns:a="http://schemas.openxmlformats.org/drawingml/2006/main">
+              <a:graphicData uri="http://schemas.openxmlformats.org/drawingml/2006/picture">
+                <pic:pic xmlns:pic="http://schemas.openxmlformats.org/drawingml/2006/picture">
+                  <pic:nvPicPr>
+                    <pic:cNvPr id="1864327166" name=""/>
+                    <pic:cNvPicPr/>
+                  </pic:nvPicPr>
+                  <pic:blipFill>
+                    <a:blip r:embed="rId8"/>
+                    <a:stretch>
+                      <a:fillRect/>
+                    </a:stretch>
+                  </pic:blipFill>
+                  <pic:spPr>
+                    <a:xfrm>
+                      <a:off x="0" y="0"/>
+                      <a:ext cx="5943600" cy="3341370"/>
+                    </a:xfrm>
+                    <a:prstGeom prst="rect">
+                      <a:avLst/>
+                    </a:prstGeom>
+                  </pic:spPr>
+                </pic:pic>
+              </a:graphicData>
+            </a:graphic>
+          </wp:inline>
+        </w:drawing>
+      </w:r>
+    </w:p>
+    <w:p>
+      <w:pPr>
+        <w:ind w:left="720" w:firstLine="720"/>
+        <w:rPr>
+          <w:rFonts w:ascii="Sakkal Majalla" w:hAnsi="Sakkal Majalla" w:cs="Sakkal Majalla"/>
+          <w:sz w:val="28"/>
+          <w:szCs w:val="28"/>
+        </w:rPr>
+      </w:pPr>
+      <w:r>
+        <w:rPr>
+          <w:rFonts w:ascii="Sakkal Majalla" w:hAnsi="Sakkal Majalla" w:cs="Sakkal Majalla"/>
+          <w:sz w:val="28"/>
+          <w:szCs w:val="28"/>
+        </w:rPr>
+        <w:t>===================================================</w:t>
+      </w:r>
+    </w:p>
+    <w:p>
+      <w:pPr>
+        <w:rPr>
+          <w:rFonts w:ascii="Sakkal Majalla" w:hAnsi="Sakkal Majalla" w:cs="Sakkal Majalla"/>
+          <w:sz w:val="28"/>
+          <w:szCs w:val="28"/>
+        </w:rPr>
+      </w:pPr>
+      <w:r>
+        <w:rPr>
+          <w:rFonts w:ascii="Sakkal Majalla" w:hAnsi="Sakkal Majalla" w:cs="Sakkal Majalla"/>
+          <w:noProof/>
+          <w:sz w:val="28"/>
+          <w:szCs w:val="28"/>
+        </w:rPr>
+        <w:lastRenderedPageBreak/>
+        <w:drawing>
+          <wp:inline distT="0" distB="0" distL="0" distR="0" wp14:anchorId="1ADC0EE9" wp14:editId="2CD25AF4">
+            <wp:extent cx="6675120" cy="3790950"/>
+            <wp:effectExtent l="0" t="0" r="0" b="0"/>
+            <wp:docPr id="842546808" name="Picture 1"/>
+            <wp:cNvGraphicFramePr>
+              <a:graphicFrameLocks xmlns:a="http://schemas.openxmlformats.org/drawingml/2006/main" noChangeAspect="1"/>
+            </wp:cNvGraphicFramePr>
+            <a:graphic xmlns:a="http://schemas.openxmlformats.org/drawingml/2006/main">
+              <a:graphicData uri="http://schemas.openxmlformats.org/drawingml/2006/picture">
+                <pic:pic xmlns:pic="http://schemas.openxmlformats.org/drawingml/2006/picture">
+                  <pic:nvPicPr>
+                    <pic:cNvPr id="842546808" name=""/>
+                    <pic:cNvPicPr/>
+                  </pic:nvPicPr>
+                  <pic:blipFill>
+                    <a:blip r:embed="rId9"/>
+                    <a:stretch>
+                      <a:fillRect/>
+                    </a:stretch>
+                  </pic:blipFill>
+                  <pic:spPr>
+                    <a:xfrm>
+                      <a:off x="0" y="0"/>
+                      <a:ext cx="6684831" cy="3796465"/>
+                    </a:xfrm>
+                    <a:prstGeom prst="rect">
+                      <a:avLst/>
+                    </a:prstGeom>
+                  </pic:spPr>
+                </pic:pic>
+              </a:graphicData>
+            </a:graphic>
+          </wp:inline>
+        </w:drawing>
+      </w:r>
+    </w:p>
+    <w:p>
+      <w:pPr>
+        <w:ind w:left="720" w:firstLine="720"/>
+        <w:rPr>
+          <w:rFonts w:ascii="Sakkal Majalla" w:hAnsi="Sakkal Majalla" w:cs="Sakkal Majalla"/>
+          <w:sz w:val="28"/>
+          <w:szCs w:val="28"/>
+        </w:rPr>
+      </w:pPr>
+      <w:r>
+        <w:rPr>
+          <w:rFonts w:ascii="Sakkal Majalla" w:hAnsi="Sakkal Majalla" w:cs="Sakkal Majalla"/>
+          <w:sz w:val="28"/>
+          <w:szCs w:val="28"/>
+        </w:rPr>
+        <w:t>===================================================</w:t>
+      </w:r>
+    </w:p>
+    <w:p>
+      <w:pPr>
+        <w:rPr>
+          <w:rFonts w:ascii="Sakkal Majalla" w:hAnsi="Sakkal Majalla" w:cs="Sakkal Majalla"/>
+          <w:sz w:val="28"/>
+          <w:szCs w:val="28"/>
+        </w:rPr>
+      </w:pPr>
+    </w:p>
+    <w:p>
+      <w:pPr>
+        <w:rPr>
+          <w:rFonts w:ascii="Sakkal Majalla" w:hAnsi="Sakkal Majalla" w:cs="Sakkal Majalla"/>
+          <w:sz w:val="28"/>
+          <w:szCs w:val="28"/>
+        </w:rPr>
+      </w:pPr>
+    </w:p>
+    <w:p>
+      <w:pPr>
+        <w:rPr>
+          <w:rFonts w:ascii="Sakkal Majalla" w:hAnsi="Sakkal Majalla" w:cs="Sakkal Majalla"/>
+          <w:sz w:val="28"/>
+          <w:szCs w:val="28"/>
+        </w:rPr>
+      </w:pPr>
+    </w:p>
+    <w:p>
+      <w:pPr>
+        <w:rPr>
+          <w:rFonts w:ascii="Sakkal Majalla" w:hAnsi="Sakkal Majalla" w:cs="Sakkal Majalla"/>
+          <w:sz w:val="28"/>
+          <w:szCs w:val="28"/>
+        </w:rPr>
+      </w:pPr>
+    </w:p>
+    <w:p>
+      <w:pPr>
+        <w:rPr>
+          <w:rFonts w:ascii="Sakkal Majalla" w:hAnsi="Sakkal Majalla" w:cs="Sakkal Majalla"/>
+          <w:sz w:val="28"/>
+          <w:szCs w:val="28"/>
+        </w:rPr>
+      </w:pPr>
+    </w:p>
+    <w:p>
+      <w:pPr>
+        <w:rPr>
+          <w:rFonts w:ascii="Sakkal Majalla" w:hAnsi="Sakkal Majalla" w:cs="Sakkal Majalla"/>
+          <w:sz w:val="28"/>
+          <w:szCs w:val="28"/>
+        </w:rPr>
+      </w:pPr>
+    </w:p>
+    <w:p>
+      <w:pPr>
+        <w:rPr>
+          <w:rFonts w:ascii="Sakkal Majalla" w:hAnsi="Sakkal Majalla" w:cs="Sakkal Majalla"/>
+          <w:sz w:val="28"/>
+          <w:szCs w:val="28"/>
+        </w:rPr>
+      </w:pPr>
+    </w:p>
+    <w:p>
+      <w:pPr>
+        <w:rPr>
+          <w:rFonts w:ascii="Sakkal Majalla" w:hAnsi="Sakkal Majalla" w:cs="Sakkal Majalla"/>
+          <w:sz w:val="28"/>
+          <w:szCs w:val="28"/>
+        </w:rPr>
+      </w:pPr>
+    </w:p>
+    <w:p>
+      <w:pPr>
+        <w:rPr>
+          <w:rFonts w:ascii="Sakkal Majalla" w:hAnsi="Sakkal Majalla" w:cs="Sakkal Majalla"/>
+          <w:sz w:val="28"/>
+          <w:szCs w:val="28"/>
+        </w:rPr>
+      </w:pPr>
+    </w:p>
+    <w:p>
+      <w:pPr>
+        <w:rPr>
+          <w:rFonts w:ascii="Sakkal Majalla" w:hAnsi="Sakkal Majalla" w:cs="Sakkal Majalla"/>
+          <w:sz w:val="28"/>
+          <w:szCs w:val="28"/>
+        </w:rPr>
+      </w:pPr>
+    </w:p>
+    <w:p>
+      <w:pPr>
+        <w:rPr>
+          <w:rFonts w:ascii="Sakkal Majalla" w:hAnsi="Sakkal Majalla" w:cs="Sakkal Majalla"/>
+          <w:sz w:val="28"/>
+          <w:szCs w:val="28"/>
+        </w:rPr>
+      </w:pPr>
+      <w:r>
+        <w:rPr>
+          <w:rFonts w:ascii="Sakkal Majalla" w:hAnsi="Sakkal Majalla" w:cs="Sakkal Majalla"/>
+          <w:sz w:val="28"/>
+          <w:szCs w:val="28"/>
+        </w:rPr>
+        <w:lastRenderedPageBreak/>
+        <w:t>The Pie Chart and options from the + icon:</w:t>
+      </w:r>
+    </w:p>
+    <w:p>
+      <w:pPr>
+        <w:rPr>
+          <w:rFonts w:ascii="Sakkal Majalla" w:hAnsi="Sakkal Majalla" w:cs="Sakkal Majalla"/>
+          <w:sz w:val="28"/>
+          <w:szCs w:val="28"/>
+        </w:rPr>
+      </w:pPr>
+      <w:r>
+        <w:rPr>
+          <w:rFonts w:ascii="Sakkal Majalla" w:hAnsi="Sakkal Majalla" w:cs="Sakkal Majalla"/>
+          <w:noProof/>
+          <w:sz w:val="28"/>
+          <w:szCs w:val="28"/>
+        </w:rPr>
+        <w:drawing>
+          <wp:inline distT="0" distB="0" distL="0" distR="0" wp14:anchorId="1628EFF9" wp14:editId="648AAA31">
+            <wp:extent cx="6726366" cy="3781425"/>
+            <wp:effectExtent l="0" t="0" r="0" b="0"/>
+            <wp:docPr id="919129578" name="Picture 1"/>
+            <wp:cNvGraphicFramePr>
+              <a:graphicFrameLocks xmlns:a="http://schemas.openxmlformats.org/drawingml/2006/main" noChangeAspect="1"/>
+            </wp:cNvGraphicFramePr>
+            <a:graphic xmlns:a="http://schemas.openxmlformats.org/drawingml/2006/main">
+              <a:graphicData uri="http://schemas.openxmlformats.org/drawingml/2006/picture">
+                <pic:pic xmlns:pic="http://schemas.openxmlformats.org/drawingml/2006/picture">
+                  <pic:nvPicPr>
+                    <pic:cNvPr id="919129578" name=""/>
+                    <pic:cNvPicPr/>
+                  </pic:nvPicPr>
+                  <pic:blipFill>
+                    <a:blip r:embed="rId10"/>
+                    <a:stretch>
+                      <a:fillRect/>
+                    </a:stretch>
+                  </pic:blipFill>
+                  <pic:spPr>
+                    <a:xfrm>
+                      <a:off x="0" y="0"/>
+                      <a:ext cx="6734757" cy="3786142"/>
+                    </a:xfrm>
+                    <a:prstGeom prst="rect">
+                      <a:avLst/>
+                    </a:prstGeom>
+                  </pic:spPr>
+                </pic:pic>
+              </a:graphicData>
+            </a:graphic>
+          </wp:inline>
+        </w:drawing>
+      </w:r>
+    </w:p>
+    <w:p>
+      <w:pPr>
+        <w:ind w:left="720" w:firstLine="720"/>
+        <w:rPr>
+          <w:rFonts w:ascii="Sakkal Majalla" w:hAnsi="Sakkal Majalla" w:cs="Sakkal Majalla"/>
+          <w:sz w:val="28"/>
+          <w:szCs w:val="28"/>
+        </w:rPr>
+      </w:pPr>
+      <w:r>
+        <w:rPr>
+          <w:rFonts w:ascii="Sakkal Majalla" w:hAnsi="Sakkal Majalla" w:cs="Sakkal Majalla"/>
+          <w:sz w:val="28"/>
+          <w:szCs w:val="28"/>
+        </w:rPr>
+        <w:t>===================================================</w:t>
+      </w:r>
+    </w:p>
+    <w:p>
+      <w:pPr>
+        <w:rPr>
+          <w:rFonts w:ascii="Sakkal Majalla" w:hAnsi="Sakkal Majalla" w:cs="Sakkal Majalla"/>
+          <w:sz w:val="28"/>
+          <w:szCs w:val="28"/>
+        </w:rPr>
+      </w:pPr>
+      <w:r>
+        <w:rPr>
+          <w:noProof/>
+        </w:rPr>
+        <w:drawing>
+          <wp:inline distT="0" distB="0" distL="0" distR="0" wp14:anchorId="72753B0A" wp14:editId="05E74DF1">
+            <wp:extent cx="6748145" cy="2190750"/>
+            <wp:effectExtent l="0" t="0" r="0" b="0"/>
+            <wp:docPr id="1744992363" name="Picture 1"/>
+            <wp:cNvGraphicFramePr>
+              <a:graphicFrameLocks xmlns:a="http://schemas.openxmlformats.org/drawingml/2006/main" noChangeAspect="1"/>
+            </wp:cNvGraphicFramePr>
+            <a:graphic xmlns:a="http://schemas.openxmlformats.org/drawingml/2006/main">
+              <a:graphicData uri="http://schemas.openxmlformats.org/drawingml/2006/picture">
+                <pic:pic xmlns:pic="http://schemas.openxmlformats.org/drawingml/2006/picture">
+                  <pic:nvPicPr>
+                    <pic:cNvPr id="1744992363" name=""/>
+                    <pic:cNvPicPr/>
+                  </pic:nvPicPr>
+                  <pic:blipFill>
+                    <a:blip r:embed="rId11"/>
+                    <a:stretch>
+                      <a:fillRect/>
+                    </a:stretch>
+                  </pic:blipFill>
+                  <pic:spPr>
+                    <a:xfrm>
+                      <a:off x="0" y="0"/>
+                      <a:ext cx="6749959" cy="2191339"/>
+                    </a:xfrm>
+                    <a:prstGeom prst="rect">
+                      <a:avLst/>
+                    </a:prstGeom>
+                  </pic:spPr>
+                </pic:pic>
+              </a:graphicData>
+            </a:graphic>
+          </wp:inline>
+        </w:drawing>
+      </w:r>
+    </w:p>
+    <w:p>
+      <w:pPr>
+        <w:ind w:left="720" w:firstLine="720"/>
+        <w:rPr>
+          <w:rFonts w:ascii="Sakkal Majalla" w:hAnsi="Sakkal Majalla" w:cs="Sakkal Majalla"/>
+          <w:sz w:val="28"/>
+          <w:szCs w:val="28"/>
+        </w:rPr>
+      </w:pPr>
+      <w:r>
+        <w:rPr>
+          <w:rFonts w:ascii="Sakkal Majalla" w:hAnsi="Sakkal Majalla" w:cs="Sakkal Majalla"/>
+          <w:sz w:val="28"/>
+          <w:szCs w:val="28"/>
+        </w:rPr>
+        <w:t>==================================================</w:t>
+      </w:r>
+      <w:r>
+        <w:rPr>
+          <w:rFonts w:ascii="Sakkal Majalla" w:hAnsi="Sakkal Majalla" w:cs="Sakkal Majalla"/>
+          <w:sz w:val="28"/>
+          <w:szCs w:val="28"/>
+        </w:rPr>
+        <w:t>=</w:t>
+      </w:r>
+    </w:p>
+    <w:p>
+      <w:pPr>
+        <w:rPr>
+          <w:rFonts w:ascii="Sakkal Majalla" w:hAnsi="Sakkal Majalla" w:cs="Sakkal Majalla"/>
+          <w:sz w:val="28"/>
+          <w:szCs w:val="28"/>
+        </w:rPr>
+      </w:pPr>
+    </w:p>
+    <w:p>
+      <w:pPr>
+        <w:rPr>
+          <w:rFonts w:ascii="Sakkal Majalla" w:hAnsi="Sakkal Majalla" w:cs="Sakkal Majalla"/>
+          <w:sz w:val="28"/>
+          <w:szCs w:val="28"/>
+        </w:rPr>
+      </w:pPr>
+    </w:p>
+    <w:p>
+      <w:pPr>
+        <w:rPr>
+          <w:rFonts w:ascii="Sakkal Majalla" w:hAnsi="Sakkal Majalla" w:cs="Sakkal Majalla"/>
+          <w:sz w:val="28"/>
+          <w:szCs w:val="28"/>
+        </w:rPr>
+      </w:pPr>
+      <w:r>
+        <w:rPr>
+          <w:rFonts w:ascii="Sakkal Majalla" w:hAnsi="Sakkal Majalla" w:cs="Sakkal Majalla"/>
+          <w:sz w:val="28"/>
+          <w:szCs w:val="28"/>
+        </w:rPr>
+        <w:lastRenderedPageBreak/>
+        <w:t>After selecting the data for the pie chart, we can add a background to it:</w:t>
+      </w:r>
+    </w:p>
+    <w:p>
+      <w:pPr>
+        <w:rPr>
+          <w:rFonts w:ascii="Sakkal Majalla" w:hAnsi="Sakkal Majalla" w:cs="Sakkal Majalla"/>
+          <w:sz w:val="28"/>
+          <w:szCs w:val="28"/>
+        </w:rPr>
+      </w:pPr>
+      <w:r>
+        <w:rPr>
+          <w:rFonts w:ascii="Sakkal Majalla" w:hAnsi="Sakkal Majalla" w:cs="Sakkal Majalla"/>
+          <w:noProof/>
+          <w:sz w:val="28"/>
+          <w:szCs w:val="28"/>
+        </w:rPr>
+        <w:drawing>
+          <wp:inline distT="0" distB="0" distL="0" distR="0" wp14:anchorId="5FF3E87B" wp14:editId="4E8BDE7D">
+            <wp:extent cx="5943600" cy="3341370"/>
+            <wp:effectExtent l="0" t="0" r="0" b="0"/>
+            <wp:docPr id="1326750947" name="Picture 1"/>
+            <wp:cNvGraphicFramePr>
+              <a:graphicFrameLocks xmlns:a="http://schemas.openxmlformats.org/drawingml/2006/main" noChangeAspect="1"/>
+            </wp:cNvGraphicFramePr>
+            <a:graphic xmlns:a="http://schemas.openxmlformats.org/drawingml/2006/main">
+              <a:graphicData uri="http://schemas.openxmlformats.org/drawingml/2006/picture">
+                <pic:pic xmlns:pic="http://schemas.openxmlformats.org/drawingml/2006/picture">
+                  <pic:nvPicPr>
+                    <pic:cNvPr id="1326750947" name=""/>
+                    <pic:cNvPicPr/>
+                  </pic:nvPicPr>
+                  <pic:blipFill>
+                    <a:blip r:embed="rId12"/>
+                    <a:stretch>
+                      <a:fillRect/>
+                    </a:stretch>
+                  </pic:blipFill>
+                  <pic:spPr>
+                    <a:xfrm>
+                      <a:off x="0" y="0"/>
+                      <a:ext cx="5943600" cy="3341370"/>
+                    </a:xfrm>
+                    <a:prstGeom prst="rect">
+                      <a:avLst/>
+                    </a:prstGeom>
+                  </pic:spPr>
+                </pic:pic>
+              </a:graphicData>
+            </a:graphic>
+          </wp:inline>
+        </w:drawing>
+      </w:r>
+    </w:p>
+    <w:p>
+      <w:pPr>
+        <w:ind w:left="720" w:firstLine="720"/>
+        <w:rPr>
+          <w:rFonts w:ascii="Sakkal Majalla" w:hAnsi="Sakkal Majalla" w:cs="Sakkal Majalla"/>
+          <w:sz w:val="28"/>
+          <w:szCs w:val="28"/>
+        </w:rPr>
+      </w:pPr>
+      <w:r>
+        <w:rPr>
+          <w:rFonts w:ascii="Sakkal Majalla" w:hAnsi="Sakkal Majalla" w:cs="Sakkal Majalla"/>
+          <w:sz w:val="28"/>
+          <w:szCs w:val="28"/>
+        </w:rPr>
+        <w:t>===================================================</w:t>
+      </w:r>
+    </w:p>
+    <w:p>
+      <w:pPr>
+        <w:rPr>
+          <w:rFonts w:ascii="Sakkal Majalla" w:hAnsi="Sakkal Majalla" w:cs="Sakkal Majalla"/>
+          <w:sz w:val="28"/>
+          <w:szCs w:val="28"/>
+        </w:rPr>
+      </w:pPr>
+      <w:r>
+        <w:rPr>
+          <w:rFonts w:ascii="Sakkal Majalla" w:hAnsi="Sakkal Majalla" w:cs="Sakkal Majalla"/>
+          <w:b/>
+          <w:bCs/>
+          <w:color w:val="EE0000"/>
+          <w:sz w:val="28"/>
+          <w:szCs w:val="28"/>
+        </w:rPr>
+        <w:t>VLOOKUP</w:t>
+      </w:r>
+      <w:r>
+        <w:rPr>
+          <w:rFonts w:ascii="Sakkal Majalla" w:hAnsi="Sakkal Majalla" w:cs="Sakkal Majalla"/>
+          <w:sz w:val="28"/>
+          <w:szCs w:val="28"/>
+        </w:rPr>
+        <w:t>: retrieve data based on a vertical column.</w:t>
+      </w:r>
+    </w:p>
+    <w:p>
+      <w:pPr>
+        <w:ind w:left="720" w:firstLine="720"/>
+        <w:rPr>
+          <w:rFonts w:ascii="Sakkal Majalla" w:hAnsi="Sakkal Majalla" w:cs="Sakkal Majalla"/>
+          <w:sz w:val="28"/>
+          <w:szCs w:val="28"/>
+        </w:rPr>
+      </w:pPr>
+      <w:r>
+        <w:rPr>
+          <w:rFonts w:ascii="Sakkal Majalla" w:hAnsi="Sakkal Majalla" w:cs="Sakkal Majalla"/>
+          <w:sz w:val="28"/>
+          <w:szCs w:val="28"/>
+        </w:rPr>
+        <w:t>===================================================</w:t>
+      </w:r>
+    </w:p>
+    <w:p>
+      <w:pPr>
+        <w:rPr>
+          <w:rFonts w:ascii="Sakkal Majalla" w:hAnsi="Sakkal Majalla" w:cs="Sakkal Majalla"/>
+          <w:sz w:val="28"/>
+          <w:szCs w:val="28"/>
+        </w:rPr>
+      </w:pPr>
+      <w:r>
+        <w:rPr>
+          <w:rFonts w:ascii="Sakkal Majalla" w:hAnsi="Sakkal Majalla" w:cs="Sakkal Majalla"/>
+          <w:sz w:val="28"/>
+          <w:szCs w:val="28"/>
+        </w:rPr>
+        <w:t xml:space="preserve">The nested If-Formula using </w:t>
+      </w:r>
+      <w:r>
+        <w:rPr>
+          <w:rFonts w:ascii="Sakkal Majalla" w:hAnsi="Sakkal Majalla" w:cs="Sakkal Majalla"/>
+          <w:b/>
+          <w:bCs/>
+          <w:color w:val="8EAADB" w:themeColor="accent1" w:themeTint="99"/>
+          <w:sz w:val="28"/>
+          <w:szCs w:val="28"/>
+        </w:rPr>
+        <w:t>and</w:t>
+      </w:r>
+      <w:r>
+        <w:rPr>
+          <w:rFonts w:ascii="Sakkal Majalla" w:hAnsi="Sakkal Majalla" w:cs="Sakkal Majalla"/>
+          <w:sz w:val="28"/>
+          <w:szCs w:val="28"/>
+        </w:rPr>
+        <w:t>-</w:t>
+      </w:r>
+      <w:r>
+        <w:rPr>
+          <w:rFonts w:ascii="Sakkal Majalla" w:hAnsi="Sakkal Majalla" w:cs="Sakkal Majalla"/>
+          <w:b/>
+          <w:bCs/>
+          <w:color w:val="8EAADB" w:themeColor="accent1" w:themeTint="99"/>
+          <w:sz w:val="28"/>
+          <w:szCs w:val="28"/>
+        </w:rPr>
+        <w:t>operator</w:t>
+      </w:r>
+      <w:r>
+        <w:rPr>
+          <w:rFonts w:ascii="Sakkal Majalla" w:hAnsi="Sakkal Majalla" w:cs="Sakkal Majalla"/>
+          <w:color w:val="8EAADB" w:themeColor="accent1" w:themeTint="99"/>
+          <w:sz w:val="28"/>
+          <w:szCs w:val="28"/>
+        </w:rPr>
+        <w:t xml:space="preserve"> </w:t>
+      </w:r>
+      <w:r>
+        <w:rPr>
+          <w:rFonts w:ascii="Sakkal Majalla" w:hAnsi="Sakkal Majalla" w:cs="Sakkal Majalla"/>
+          <w:sz w:val="28"/>
+          <w:szCs w:val="28"/>
+        </w:rPr>
+        <w:t xml:space="preserve">&amp; </w:t>
+      </w:r>
+      <w:r>
+        <w:rPr>
+          <w:rFonts w:ascii="Sakkal Majalla" w:hAnsi="Sakkal Majalla" w:cs="Sakkal Majalla"/>
+          <w:b/>
+          <w:bCs/>
+          <w:color w:val="8EAADB" w:themeColor="accent1" w:themeTint="99"/>
+          <w:sz w:val="28"/>
+          <w:szCs w:val="28"/>
+        </w:rPr>
+        <w:t>or</w:t>
+      </w:r>
+      <w:r>
+        <w:rPr>
+          <w:rFonts w:ascii="Sakkal Majalla" w:hAnsi="Sakkal Majalla" w:cs="Sakkal Majalla"/>
+          <w:sz w:val="28"/>
+          <w:szCs w:val="28"/>
+        </w:rPr>
+        <w:t>-</w:t>
+      </w:r>
+      <w:r>
+        <w:rPr>
+          <w:rFonts w:ascii="Sakkal Majalla" w:hAnsi="Sakkal Majalla" w:cs="Sakkal Majalla"/>
+          <w:b/>
+          <w:bCs/>
+          <w:color w:val="8EAADB" w:themeColor="accent1" w:themeTint="99"/>
+          <w:sz w:val="28"/>
+          <w:szCs w:val="28"/>
+        </w:rPr>
+        <w:t>operator</w:t>
+      </w:r>
+      <w:r>
+        <w:rPr>
+          <w:rFonts w:ascii="Sakkal Majalla" w:hAnsi="Sakkal Majalla" w:cs="Sakkal Majalla"/>
+          <w:sz w:val="28"/>
+          <w:szCs w:val="28"/>
+        </w:rPr>
+        <w:t>:</w:t>
+      </w:r>
+    </w:p>
+    <w:p>
+      <w:pPr>
+        <w:rPr>
+          <w:rFonts w:ascii="Sakkal Majalla" w:hAnsi="Sakkal Majalla" w:cs="Sakkal Majalla"/>
+          <w:sz w:val="28"/>
+          <w:szCs w:val="28"/>
+        </w:rPr>
+      </w:pPr>
+      <w:r>
+        <w:rPr>
+          <w:rFonts w:ascii="Sakkal Majalla" w:hAnsi="Sakkal Majalla" w:cs="Sakkal Majalla"/>
+          <w:sz w:val="28"/>
+          <w:szCs w:val="28"/>
+        </w:rPr>
+        <w:t>=IF(</w:t>
+      </w:r>
+      <w:r>
+        <w:rPr>
+          <w:rFonts w:ascii="Sakkal Majalla" w:hAnsi="Sakkal Majalla" w:cs="Sakkal Majalla"/>
+          <w:b/>
+          <w:bCs/>
+          <w:color w:val="538135" w:themeColor="accent6" w:themeShade="BF"/>
+          <w:sz w:val="28"/>
+          <w:szCs w:val="28"/>
+        </w:rPr>
+        <w:t>OR</w:t>
+      </w:r>
+      <w:r>
+        <w:rPr>
+          <w:rFonts w:ascii="Sakkal Majalla" w:hAnsi="Sakkal Majalla" w:cs="Sakkal Majalla"/>
+          <w:sz w:val="28"/>
+          <w:szCs w:val="28"/>
+        </w:rPr>
+        <w:t>([@[</w:t>
+      </w:r>
+      <w:r>
+        <w:rPr>
+          <w:rFonts w:ascii="Sakkal Majalla" w:hAnsi="Sakkal Majalla" w:cs="Sakkal Majalla"/>
+          <w:b/>
+          <w:bCs/>
+          <w:color w:val="002060"/>
+          <w:sz w:val="28"/>
+          <w:szCs w:val="28"/>
+        </w:rPr>
+        <w:t>Good Credit</w:t>
+      </w:r>
+      <w:r>
+        <w:rPr>
+          <w:rFonts w:ascii="Sakkal Majalla" w:hAnsi="Sakkal Majalla" w:cs="Sakkal Majalla"/>
+          <w:sz w:val="28"/>
+          <w:szCs w:val="28"/>
+        </w:rPr>
+        <w:t>?]]="</w:t>
+      </w:r>
+      <w:r>
+        <w:rPr>
+          <w:rFonts w:ascii="Sakkal Majalla" w:hAnsi="Sakkal Majalla" w:cs="Sakkal Majalla"/>
+          <w:b/>
+          <w:bCs/>
+          <w:color w:val="538135" w:themeColor="accent6" w:themeShade="BF"/>
+          <w:sz w:val="28"/>
+          <w:szCs w:val="28"/>
+        </w:rPr>
+        <w:t>Yes</w:t>
+      </w:r>
+      <w:r>
+        <w:rPr>
+          <w:rFonts w:ascii="Sakkal Majalla" w:hAnsi="Sakkal Majalla" w:cs="Sakkal Majalla"/>
+          <w:sz w:val="28"/>
+          <w:szCs w:val="28"/>
+        </w:rPr>
+        <w:t>", [@[</w:t>
+      </w:r>
+      <w:r>
+        <w:rPr>
+          <w:rFonts w:ascii="Sakkal Majalla" w:hAnsi="Sakkal Majalla" w:cs="Sakkal Majalla"/>
+          <w:b/>
+          <w:bCs/>
+          <w:color w:val="002060"/>
+          <w:sz w:val="28"/>
+          <w:szCs w:val="28"/>
+        </w:rPr>
+        <w:t>Employment Status</w:t>
+      </w:r>
+      <w:r>
+        <w:rPr>
+          <w:rFonts w:ascii="Sakkal Majalla" w:hAnsi="Sakkal Majalla" w:cs="Sakkal Majalla"/>
+          <w:sz w:val="28"/>
+          <w:szCs w:val="28"/>
+        </w:rPr>
+        <w:t>]]="</w:t>
+      </w:r>
+      <w:r>
+        <w:rPr>
+          <w:rFonts w:ascii="Sakkal Majalla" w:hAnsi="Sakkal Majalla" w:cs="Sakkal Majalla"/>
+          <w:b/>
+          <w:bCs/>
+          <w:color w:val="538135" w:themeColor="accent6" w:themeShade="BF"/>
+          <w:sz w:val="28"/>
+          <w:szCs w:val="28"/>
+        </w:rPr>
+        <w:t>Full-Time</w:t>
+      </w:r>
+      <w:r>
+        <w:rPr>
+          <w:rFonts w:ascii="Sakkal Majalla" w:hAnsi="Sakkal Majalla" w:cs="Sakkal Majalla"/>
+          <w:sz w:val="28"/>
+          <w:szCs w:val="28"/>
+        </w:rPr>
+        <w:t>"), "</w:t>
+      </w:r>
+      <w:r>
+        <w:rPr>
+          <w:rFonts w:ascii="Sakkal Majalla" w:hAnsi="Sakkal Majalla" w:cs="Sakkal Majalla"/>
+          <w:b/>
+          <w:bCs/>
+          <w:color w:val="002060"/>
+          <w:sz w:val="28"/>
+          <w:szCs w:val="28"/>
+        </w:rPr>
+        <w:t>Approved</w:t>
+      </w:r>
+      <w:r>
+        <w:rPr>
+          <w:rFonts w:ascii="Sakkal Majalla" w:hAnsi="Sakkal Majalla" w:cs="Sakkal Majalla"/>
+          <w:sz w:val="28"/>
+          <w:szCs w:val="28"/>
+        </w:rPr>
+        <w:t>", IF(</w:t>
+      </w:r>
+      <w:r>
+        <w:rPr>
+          <w:rFonts w:ascii="Sakkal Majalla" w:hAnsi="Sakkal Majalla" w:cs="Sakkal Majalla"/>
+          <w:b/>
+          <w:bCs/>
+          <w:color w:val="538135" w:themeColor="accent6" w:themeShade="BF"/>
+          <w:sz w:val="28"/>
+          <w:szCs w:val="28"/>
+        </w:rPr>
+        <w:t>AND</w:t>
+      </w:r>
+      <w:r>
+        <w:rPr>
+          <w:rFonts w:ascii="Sakkal Majalla" w:hAnsi="Sakkal Majalla" w:cs="Sakkal Majalla"/>
+          <w:sz w:val="28"/>
+          <w:szCs w:val="28"/>
+        </w:rPr>
+        <w:t>(C3&gt;</w:t>
+      </w:r>
+      <w:r>
+        <w:rPr>
+          <w:rFonts w:ascii="Sakkal Majalla" w:hAnsi="Sakkal Majalla" w:cs="Sakkal Majalla"/>
+          <w:b/>
+          <w:bCs/>
+          <w:color w:val="002060"/>
+          <w:sz w:val="28"/>
+          <w:szCs w:val="28"/>
+        </w:rPr>
+        <w:t>650</w:t>
+      </w:r>
+      <w:r>
+        <w:rPr>
+          <w:rFonts w:ascii="Sakkal Majalla" w:hAnsi="Sakkal Majalla" w:cs="Sakkal Majalla"/>
+          <w:sz w:val="28"/>
+          <w:szCs w:val="28"/>
+        </w:rPr>
+        <w:t>, [@[</w:t>
+      </w:r>
+      <w:r>
+        <w:rPr>
+          <w:rFonts w:ascii="Sakkal Majalla" w:hAnsi="Sakkal Majalla" w:cs="Sakkal Majalla"/>
+          <w:b/>
+          <w:bCs/>
+          <w:color w:val="002060"/>
+          <w:sz w:val="28"/>
+          <w:szCs w:val="28"/>
+        </w:rPr>
+        <w:t>Loan Amount</w:t>
+      </w:r>
+      <w:r>
+        <w:rPr>
+          <w:rFonts w:ascii="Sakkal Majalla" w:hAnsi="Sakkal Majalla" w:cs="Sakkal Majalla"/>
+          <w:sz w:val="28"/>
+          <w:szCs w:val="28"/>
+        </w:rPr>
+        <w:t>]]&lt;</w:t>
+      </w:r>
+      <w:r>
+        <w:rPr>
+          <w:rFonts w:ascii="Sakkal Majalla" w:hAnsi="Sakkal Majalla" w:cs="Sakkal Majalla"/>
+          <w:b/>
+          <w:bCs/>
+          <w:color w:val="002060"/>
+          <w:sz w:val="28"/>
+          <w:szCs w:val="28"/>
+        </w:rPr>
+        <w:t>12000</w:t>
+      </w:r>
+      <w:r>
+        <w:rPr>
+          <w:rFonts w:ascii="Sakkal Majalla" w:hAnsi="Sakkal Majalla" w:cs="Sakkal Majalla"/>
+          <w:sz w:val="28"/>
+          <w:szCs w:val="28"/>
+        </w:rPr>
+        <w:t>), "</w:t>
+      </w:r>
+      <w:r>
+        <w:rPr>
+          <w:rFonts w:ascii="Sakkal Majalla" w:hAnsi="Sakkal Majalla" w:cs="Sakkal Majalla"/>
+          <w:b/>
+          <w:bCs/>
+          <w:color w:val="538135" w:themeColor="accent6" w:themeShade="BF"/>
+          <w:sz w:val="28"/>
+          <w:szCs w:val="28"/>
+        </w:rPr>
+        <w:t>Approved</w:t>
+      </w:r>
+      <w:r>
+        <w:rPr>
+          <w:rFonts w:ascii="Sakkal Majalla" w:hAnsi="Sakkal Majalla" w:cs="Sakkal Majalla"/>
+          <w:sz w:val="28"/>
+          <w:szCs w:val="28"/>
+        </w:rPr>
+        <w:t>", "</w:t>
+      </w:r>
+      <w:r>
+        <w:rPr>
+          <w:rFonts w:ascii="Sakkal Majalla" w:hAnsi="Sakkal Majalla" w:cs="Sakkal Majalla"/>
+          <w:b/>
+          <w:bCs/>
+          <w:color w:val="538135" w:themeColor="accent6" w:themeShade="BF"/>
+          <w:sz w:val="28"/>
+          <w:szCs w:val="28"/>
+        </w:rPr>
+        <w:t>Denied</w:t>
+      </w:r>
+      <w:r>
+        <w:rPr>
+          <w:rFonts w:ascii="Sakkal Majalla" w:hAnsi="Sakkal Majalla" w:cs="Sakkal Majalla"/>
+          <w:sz w:val="28"/>
+          <w:szCs w:val="28"/>
+        </w:rPr>
+        <w:t>"))</w:t>
+      </w:r>
+    </w:p>
+    <w:p>
+      <w:pPr>
+        <w:ind w:left="720" w:firstLine="720"/>
+        <w:rPr>
+          <w:rFonts w:ascii="Sakkal Majalla" w:hAnsi="Sakkal Majalla" w:cs="Sakkal Majalla"/>
+          <w:sz w:val="28"/>
+          <w:szCs w:val="28"/>
+        </w:rPr>
+      </w:pPr>
+      <w:r>
+        <w:rPr>
+          <w:rFonts w:ascii="Sakkal Majalla" w:hAnsi="Sakkal Majalla" w:cs="Sakkal Majalla"/>
+          <w:sz w:val="28"/>
+          <w:szCs w:val="28"/>
+        </w:rPr>
+        <w:t>===================================================</w:t>
+      </w:r>
+    </w:p>
+    <w:p>
+      <w:pPr>
+        <w:rPr>
+          <w:rFonts w:ascii="Sakkal Majalla" w:hAnsi="Sakkal Majalla" w:cs="Sakkal Majalla"/>
+          <w:sz w:val="28"/>
+          <w:szCs w:val="28"/>
+        </w:rPr>
+      </w:pPr>
     </w:p>
     <w:sectPr>
       <w:pgSz w:w="12240" w:h="15840"/>

--- a/Finance-And-Accounting-In-Excel/Finance-Notes-02.docx
+++ b/Finance-And-Accounting-In-Excel/Finance-Notes-02.docx
@@ -1458,6 +1458,764 @@
         </w:rPr>
       </w:pPr>
     </w:p>
+    <w:p>
+      <w:pPr>
+        <w:rPr>
+          <w:rFonts w:ascii="Sakkal Majalla" w:hAnsi="Sakkal Majalla" w:cs="Sakkal Majalla"/>
+          <w:sz w:val="28"/>
+          <w:szCs w:val="28"/>
+        </w:rPr>
+      </w:pPr>
+    </w:p>
+    <w:p>
+      <w:pPr>
+        <w:rPr>
+          <w:rFonts w:ascii="Sakkal Majalla" w:hAnsi="Sakkal Majalla" w:cs="Sakkal Majalla"/>
+          <w:sz w:val="28"/>
+          <w:szCs w:val="28"/>
+        </w:rPr>
+      </w:pPr>
+    </w:p>
+    <w:p>
+      <w:pPr>
+        <w:rPr>
+          <w:rFonts w:ascii="Sakkal Majalla" w:hAnsi="Sakkal Majalla" w:cs="Sakkal Majalla"/>
+          <w:sz w:val="28"/>
+          <w:szCs w:val="28"/>
+        </w:rPr>
+      </w:pPr>
+    </w:p>
+    <w:p>
+      <w:pPr>
+        <w:rPr>
+          <w:rFonts w:ascii="Sakkal Majalla" w:hAnsi="Sakkal Majalla" w:cs="Sakkal Majalla"/>
+          <w:sz w:val="28"/>
+          <w:szCs w:val="28"/>
+        </w:rPr>
+      </w:pPr>
+      <w:r>
+        <w:rPr>
+          <w:rFonts w:ascii="Sakkal Majalla" w:hAnsi="Sakkal Majalla" w:cs="Sakkal Majalla"/>
+          <w:sz w:val="28"/>
+          <w:szCs w:val="28"/>
+        </w:rPr>
+        <w:lastRenderedPageBreak/>
+        <w:t>The formula of VLOOKUP is:</w:t>
+      </w:r>
+    </w:p>
+    <w:p>
+      <w:pPr>
+        <w:rPr>
+          <w:rFonts w:ascii="Sakkal Majalla" w:hAnsi="Sakkal Majalla" w:cs="Sakkal Majalla"/>
+          <w:sz w:val="28"/>
+          <w:szCs w:val="28"/>
+        </w:rPr>
+      </w:pPr>
+      <w:r>
+        <w:rPr>
+          <w:rFonts w:ascii="Sakkal Majalla" w:hAnsi="Sakkal Majalla" w:cs="Sakkal Majalla"/>
+          <w:sz w:val="28"/>
+          <w:szCs w:val="28"/>
+        </w:rPr>
+        <w:t>=</w:t>
+      </w:r>
+      <w:r>
+        <w:rPr>
+          <w:rFonts w:ascii="Sakkal Majalla" w:hAnsi="Sakkal Majalla" w:cs="Sakkal Majalla"/>
+          <w:b/>
+          <w:bCs/>
+          <w:color w:val="002060"/>
+          <w:sz w:val="28"/>
+          <w:szCs w:val="28"/>
+        </w:rPr>
+        <w:t>VLOOKUP</w:t>
+      </w:r>
+      <w:r>
+        <w:rPr>
+          <w:rFonts w:ascii="Sakkal Majalla" w:hAnsi="Sakkal Majalla" w:cs="Sakkal Majalla"/>
+          <w:sz w:val="28"/>
+          <w:szCs w:val="28"/>
+        </w:rPr>
+        <w:t xml:space="preserve">($G3, </w:t>
+      </w:r>
+      <w:r>
+        <w:rPr>
+          <w:rFonts w:ascii="Sakkal Majalla" w:hAnsi="Sakkal Majalla" w:cs="Sakkal Majalla"/>
+          <w:b/>
+          <w:bCs/>
+          <w:color w:val="C00000"/>
+          <w:sz w:val="28"/>
+          <w:szCs w:val="28"/>
+        </w:rPr>
+        <w:t>Table1</w:t>
+      </w:r>
+      <w:r>
+        <w:rPr>
+          <w:rFonts w:ascii="Sakkal Majalla" w:hAnsi="Sakkal Majalla" w:cs="Sakkal Majalla"/>
+          <w:sz w:val="28"/>
+          <w:szCs w:val="28"/>
+        </w:rPr>
+        <w:t xml:space="preserve">, 3, </w:t>
+      </w:r>
+      <w:r>
+        <w:rPr>
+          <w:rFonts w:ascii="Sakkal Majalla" w:hAnsi="Sakkal Majalla" w:cs="Sakkal Majalla"/>
+          <w:b/>
+          <w:bCs/>
+          <w:color w:val="C00000"/>
+          <w:sz w:val="28"/>
+          <w:szCs w:val="28"/>
+        </w:rPr>
+        <w:t>FALSE</w:t>
+      </w:r>
+      <w:r>
+        <w:rPr>
+          <w:rFonts w:ascii="Sakkal Majalla" w:hAnsi="Sakkal Majalla" w:cs="Sakkal Majalla"/>
+          <w:sz w:val="28"/>
+          <w:szCs w:val="28"/>
+        </w:rPr>
+        <w:t>)</w:t>
+      </w:r>
+    </w:p>
+    <w:p>
+      <w:pPr>
+        <w:pStyle w:val="ListParagraph"/>
+        <w:numPr>
+          <w:ilvl w:val="0"/>
+          <w:numId w:val="3"/>
+        </w:numPr>
+        <w:rPr>
+          <w:rFonts w:ascii="Sakkal Majalla" w:hAnsi="Sakkal Majalla" w:cs="Sakkal Majalla"/>
+          <w:sz w:val="28"/>
+          <w:szCs w:val="28"/>
+        </w:rPr>
+      </w:pPr>
+      <w:r>
+        <w:rPr>
+          <w:rFonts w:ascii="Sakkal Majalla" w:hAnsi="Sakkal Majalla" w:cs="Sakkal Majalla"/>
+          <w:sz w:val="28"/>
+          <w:szCs w:val="28"/>
+        </w:rPr>
+        <w:t xml:space="preserve">The </w:t>
+      </w:r>
+      <w:r>
+        <w:rPr>
+          <w:rFonts w:ascii="Sakkal Majalla" w:hAnsi="Sakkal Majalla" w:cs="Sakkal Majalla"/>
+          <w:b/>
+          <w:bCs/>
+          <w:color w:val="8496B0" w:themeColor="text2" w:themeTint="99"/>
+          <w:sz w:val="28"/>
+          <w:szCs w:val="28"/>
+        </w:rPr>
+        <w:t>search value</w:t>
+      </w:r>
+    </w:p>
+    <w:p>
+      <w:pPr>
+        <w:pStyle w:val="ListParagraph"/>
+        <w:numPr>
+          <w:ilvl w:val="0"/>
+          <w:numId w:val="3"/>
+        </w:numPr>
+        <w:rPr>
+          <w:rFonts w:ascii="Sakkal Majalla" w:hAnsi="Sakkal Majalla" w:cs="Sakkal Majalla"/>
+          <w:sz w:val="28"/>
+          <w:szCs w:val="28"/>
+        </w:rPr>
+      </w:pPr>
+      <w:r>
+        <w:rPr>
+          <w:rFonts w:ascii="Sakkal Majalla" w:hAnsi="Sakkal Majalla" w:cs="Sakkal Majalla"/>
+          <w:b/>
+          <w:bCs/>
+          <w:color w:val="8496B0" w:themeColor="text2" w:themeTint="99"/>
+          <w:sz w:val="28"/>
+          <w:szCs w:val="28"/>
+        </w:rPr>
+        <w:t>Where to search</w:t>
+      </w:r>
+      <w:r>
+        <w:rPr>
+          <w:rFonts w:ascii="Sakkal Majalla" w:hAnsi="Sakkal Majalla" w:cs="Sakkal Majalla"/>
+          <w:color w:val="8496B0" w:themeColor="text2" w:themeTint="99"/>
+          <w:sz w:val="28"/>
+          <w:szCs w:val="28"/>
+        </w:rPr>
+        <w:t xml:space="preserve"> </w:t>
+      </w:r>
+      <w:r>
+        <w:rPr>
+          <w:rFonts w:ascii="Sakkal Majalla" w:hAnsi="Sakkal Majalla" w:cs="Sakkal Majalla"/>
+          <w:sz w:val="28"/>
+          <w:szCs w:val="28"/>
+        </w:rPr>
+        <w:t>for the value</w:t>
+      </w:r>
+    </w:p>
+    <w:p>
+      <w:pPr>
+        <w:pStyle w:val="ListParagraph"/>
+        <w:numPr>
+          <w:ilvl w:val="0"/>
+          <w:numId w:val="3"/>
+        </w:numPr>
+        <w:rPr>
+          <w:rFonts w:ascii="Sakkal Majalla" w:hAnsi="Sakkal Majalla" w:cs="Sakkal Majalla"/>
+          <w:sz w:val="28"/>
+          <w:szCs w:val="28"/>
+        </w:rPr>
+      </w:pPr>
+      <w:r>
+        <w:rPr>
+          <w:rFonts w:ascii="Sakkal Majalla" w:hAnsi="Sakkal Majalla" w:cs="Sakkal Majalla"/>
+          <w:b/>
+          <w:bCs/>
+          <w:color w:val="8496B0" w:themeColor="text2" w:themeTint="99"/>
+          <w:sz w:val="28"/>
+          <w:szCs w:val="28"/>
+        </w:rPr>
+        <w:t>The</w:t>
+      </w:r>
+      <w:r>
+        <w:rPr>
+          <w:rFonts w:ascii="Sakkal Majalla" w:hAnsi="Sakkal Majalla" w:cs="Sakkal Majalla"/>
+          <w:color w:val="8496B0" w:themeColor="text2" w:themeTint="99"/>
+          <w:sz w:val="28"/>
+          <w:szCs w:val="28"/>
+        </w:rPr>
+        <w:t xml:space="preserve"> </w:t>
+      </w:r>
+      <w:r>
+        <w:rPr>
+          <w:rFonts w:ascii="Sakkal Majalla" w:hAnsi="Sakkal Majalla" w:cs="Sakkal Majalla"/>
+          <w:b/>
+          <w:bCs/>
+          <w:color w:val="8496B0" w:themeColor="text2" w:themeTint="99"/>
+          <w:sz w:val="28"/>
+          <w:szCs w:val="28"/>
+        </w:rPr>
+        <w:t>column index</w:t>
+      </w:r>
+      <w:r>
+        <w:rPr>
+          <w:rFonts w:ascii="Sakkal Majalla" w:hAnsi="Sakkal Majalla" w:cs="Sakkal Majalla"/>
+          <w:color w:val="8496B0" w:themeColor="text2" w:themeTint="99"/>
+          <w:sz w:val="28"/>
+          <w:szCs w:val="28"/>
+        </w:rPr>
+        <w:t xml:space="preserve"> </w:t>
+      </w:r>
+      <w:r>
+        <w:rPr>
+          <w:rFonts w:ascii="Sakkal Majalla" w:hAnsi="Sakkal Majalla" w:cs="Sakkal Majalla"/>
+          <w:sz w:val="28"/>
+          <w:szCs w:val="28"/>
+        </w:rPr>
+        <w:t>that we want to display</w:t>
+      </w:r>
+    </w:p>
+    <w:p>
+      <w:pPr>
+        <w:pStyle w:val="ListParagraph"/>
+        <w:numPr>
+          <w:ilvl w:val="0"/>
+          <w:numId w:val="3"/>
+        </w:numPr>
+        <w:rPr>
+          <w:rFonts w:ascii="Sakkal Majalla" w:hAnsi="Sakkal Majalla" w:cs="Sakkal Majalla"/>
+          <w:sz w:val="28"/>
+          <w:szCs w:val="28"/>
+        </w:rPr>
+      </w:pPr>
+      <w:r>
+        <w:rPr>
+          <w:rFonts w:ascii="Sakkal Majalla" w:hAnsi="Sakkal Majalla" w:cs="Sakkal Majalla"/>
+          <w:sz w:val="28"/>
+          <w:szCs w:val="28"/>
+        </w:rPr>
+        <w:t>Exact Matching (</w:t>
+      </w:r>
+      <w:r>
+        <w:rPr>
+          <w:rFonts w:ascii="Sakkal Majalla" w:hAnsi="Sakkal Majalla" w:cs="Sakkal Majalla"/>
+          <w:b/>
+          <w:bCs/>
+          <w:color w:val="8496B0" w:themeColor="text2" w:themeTint="99"/>
+          <w:sz w:val="28"/>
+          <w:szCs w:val="28"/>
+        </w:rPr>
+        <w:t>False</w:t>
+      </w:r>
+      <w:r>
+        <w:rPr>
+          <w:rFonts w:ascii="Sakkal Majalla" w:hAnsi="Sakkal Majalla" w:cs="Sakkal Majalla"/>
+          <w:color w:val="8496B0" w:themeColor="text2" w:themeTint="99"/>
+          <w:sz w:val="28"/>
+          <w:szCs w:val="28"/>
+        </w:rPr>
+        <w:t xml:space="preserve"> </w:t>
+      </w:r>
+      <w:r>
+        <w:rPr>
+          <w:rFonts w:ascii="Sakkal Majalla" w:hAnsi="Sakkal Majalla" w:cs="Sakkal Majalla"/>
+          <w:sz w:val="28"/>
+          <w:szCs w:val="28"/>
+        </w:rPr>
+        <w:t xml:space="preserve">|| </w:t>
+      </w:r>
+      <w:r>
+        <w:rPr>
+          <w:rFonts w:ascii="Sakkal Majalla" w:hAnsi="Sakkal Majalla" w:cs="Sakkal Majalla"/>
+          <w:b/>
+          <w:bCs/>
+          <w:color w:val="8496B0" w:themeColor="text2" w:themeTint="99"/>
+          <w:sz w:val="28"/>
+          <w:szCs w:val="28"/>
+        </w:rPr>
+        <w:t>0</w:t>
+      </w:r>
+      <w:r>
+        <w:rPr>
+          <w:rFonts w:ascii="Sakkal Majalla" w:hAnsi="Sakkal Majalla" w:cs="Sakkal Majalla"/>
+          <w:sz w:val="28"/>
+          <w:szCs w:val="28"/>
+        </w:rPr>
+        <w:t>)</w:t>
+      </w:r>
+    </w:p>
+    <w:p>
+      <w:pPr>
+        <w:rPr>
+          <w:rFonts w:ascii="Sakkal Majalla" w:hAnsi="Sakkal Majalla" w:cs="Sakkal Majalla"/>
+          <w:sz w:val="28"/>
+          <w:szCs w:val="28"/>
+        </w:rPr>
+      </w:pPr>
+      <w:r>
+        <w:rPr>
+          <w:noProof/>
+        </w:rPr>
+        <w:drawing>
+          <wp:inline distT="0" distB="0" distL="0" distR="0" wp14:anchorId="0936BDDF" wp14:editId="4E9F398F">
+            <wp:extent cx="6746789" cy="3600450"/>
+            <wp:effectExtent l="0" t="0" r="0" b="0"/>
+            <wp:docPr id="1553821037" name="Picture 1"/>
+            <wp:cNvGraphicFramePr>
+              <a:graphicFrameLocks xmlns:a="http://schemas.openxmlformats.org/drawingml/2006/main" noChangeAspect="1"/>
+            </wp:cNvGraphicFramePr>
+            <a:graphic xmlns:a="http://schemas.openxmlformats.org/drawingml/2006/main">
+              <a:graphicData uri="http://schemas.openxmlformats.org/drawingml/2006/picture">
+                <pic:pic xmlns:pic="http://schemas.openxmlformats.org/drawingml/2006/picture">
+                  <pic:nvPicPr>
+                    <pic:cNvPr id="1553821037" name=""/>
+                    <pic:cNvPicPr/>
+                  </pic:nvPicPr>
+                  <pic:blipFill>
+                    <a:blip r:embed="rId13"/>
+                    <a:stretch>
+                      <a:fillRect/>
+                    </a:stretch>
+                  </pic:blipFill>
+                  <pic:spPr>
+                    <a:xfrm>
+                      <a:off x="0" y="0"/>
+                      <a:ext cx="6752289" cy="3603385"/>
+                    </a:xfrm>
+                    <a:prstGeom prst="rect">
+                      <a:avLst/>
+                    </a:prstGeom>
+                  </pic:spPr>
+                </pic:pic>
+              </a:graphicData>
+            </a:graphic>
+          </wp:inline>
+        </w:drawing>
+      </w:r>
+    </w:p>
+    <w:p>
+      <w:pPr>
+        <w:ind w:left="720" w:firstLine="720"/>
+        <w:rPr>
+          <w:rFonts w:ascii="Sakkal Majalla" w:hAnsi="Sakkal Majalla" w:cs="Sakkal Majalla"/>
+          <w:sz w:val="28"/>
+          <w:szCs w:val="28"/>
+        </w:rPr>
+      </w:pPr>
+      <w:r>
+        <w:rPr>
+          <w:rFonts w:ascii="Sakkal Majalla" w:hAnsi="Sakkal Majalla" w:cs="Sakkal Majalla"/>
+          <w:sz w:val="28"/>
+          <w:szCs w:val="28"/>
+        </w:rPr>
+        <w:t>===================================================</w:t>
+      </w:r>
+    </w:p>
+    <w:p>
+      <w:pPr>
+        <w:rPr>
+          <w:rFonts w:ascii="Sakkal Majalla" w:hAnsi="Sakkal Majalla" w:cs="Sakkal Majalla"/>
+          <w:sz w:val="28"/>
+          <w:szCs w:val="28"/>
+        </w:rPr>
+      </w:pPr>
+    </w:p>
+    <w:p>
+      <w:pPr>
+        <w:rPr>
+          <w:rFonts w:ascii="Sakkal Majalla" w:hAnsi="Sakkal Majalla" w:cs="Sakkal Majalla"/>
+          <w:sz w:val="28"/>
+          <w:szCs w:val="28"/>
+        </w:rPr>
+      </w:pPr>
+    </w:p>
+    <w:p>
+      <w:pPr>
+        <w:rPr>
+          <w:rFonts w:ascii="Sakkal Majalla" w:hAnsi="Sakkal Majalla" w:cs="Sakkal Majalla"/>
+          <w:sz w:val="28"/>
+          <w:szCs w:val="28"/>
+        </w:rPr>
+      </w:pPr>
+    </w:p>
+    <w:p>
+      <w:pPr>
+        <w:rPr>
+          <w:rFonts w:ascii="Sakkal Majalla" w:hAnsi="Sakkal Majalla" w:cs="Sakkal Majalla"/>
+          <w:sz w:val="28"/>
+          <w:szCs w:val="28"/>
+        </w:rPr>
+      </w:pPr>
+    </w:p>
+    <w:p>
+      <w:pPr>
+        <w:rPr>
+          <w:rFonts w:ascii="Sakkal Majalla" w:hAnsi="Sakkal Majalla" w:cs="Sakkal Majalla"/>
+          <w:sz w:val="28"/>
+          <w:szCs w:val="28"/>
+        </w:rPr>
+      </w:pPr>
+    </w:p>
+    <w:p>
+      <w:pPr>
+        <w:rPr>
+          <w:rFonts w:ascii="Sakkal Majalla" w:hAnsi="Sakkal Majalla" w:cs="Sakkal Majalla"/>
+          <w:sz w:val="28"/>
+          <w:szCs w:val="28"/>
+        </w:rPr>
+      </w:pPr>
+      <w:r>
+        <w:rPr>
+          <w:rFonts w:ascii="Sakkal Majalla" w:hAnsi="Sakkal Majalla" w:cs="Sakkal Majalla"/>
+          <w:sz w:val="28"/>
+          <w:szCs w:val="28"/>
+        </w:rPr>
+        <w:lastRenderedPageBreak/>
+        <w:t>The problem with the previous approach if we move the column.</w:t>
+      </w:r>
+    </w:p>
+    <w:p>
+      <w:pPr>
+        <w:rPr>
+          <w:rFonts w:ascii="Sakkal Majalla" w:hAnsi="Sakkal Majalla" w:cs="Sakkal Majalla"/>
+          <w:sz w:val="28"/>
+          <w:szCs w:val="28"/>
+        </w:rPr>
+      </w:pPr>
+      <w:r>
+        <w:rPr>
+          <w:rFonts w:ascii="Sakkal Majalla" w:hAnsi="Sakkal Majalla" w:cs="Sakkal Majalla"/>
+          <w:sz w:val="28"/>
+          <w:szCs w:val="28"/>
+        </w:rPr>
+        <w:t>And to solve it</w:t>
+      </w:r>
+      <w:r>
+        <w:rPr>
+          <w:rFonts w:ascii="Sakkal Majalla" w:hAnsi="Sakkal Majalla" w:cs="Sakkal Majalla"/>
+          <w:sz w:val="28"/>
+          <w:szCs w:val="28"/>
+        </w:rPr>
+        <w:t>,</w:t>
+      </w:r>
+      <w:r>
+        <w:rPr>
+          <w:rFonts w:ascii="Sakkal Majalla" w:hAnsi="Sakkal Majalla" w:cs="Sakkal Majalla"/>
+          <w:sz w:val="28"/>
+          <w:szCs w:val="28"/>
+        </w:rPr>
+        <w:t xml:space="preserve"> we use </w:t>
+      </w:r>
+      <w:r>
+        <w:rPr>
+          <w:rFonts w:ascii="Sakkal Majalla" w:hAnsi="Sakkal Majalla" w:cs="Sakkal Majalla"/>
+          <w:b/>
+          <w:bCs/>
+          <w:color w:val="C00000"/>
+          <w:sz w:val="28"/>
+          <w:szCs w:val="28"/>
+        </w:rPr>
+        <w:t>XLOO</w:t>
+      </w:r>
+      <w:r>
+        <w:rPr>
+          <w:rFonts w:ascii="Sakkal Majalla" w:hAnsi="Sakkal Majalla" w:cs="Sakkal Majalla"/>
+          <w:b/>
+          <w:bCs/>
+          <w:color w:val="C00000"/>
+          <w:sz w:val="28"/>
+          <w:szCs w:val="28"/>
+        </w:rPr>
+        <w:t>K</w:t>
+      </w:r>
+      <w:r>
+        <w:rPr>
+          <w:rFonts w:ascii="Sakkal Majalla" w:hAnsi="Sakkal Majalla" w:cs="Sakkal Majalla"/>
+          <w:b/>
+          <w:bCs/>
+          <w:color w:val="C00000"/>
+          <w:sz w:val="28"/>
+          <w:szCs w:val="28"/>
+        </w:rPr>
+        <w:t>UP</w:t>
+      </w:r>
+      <w:r>
+        <w:rPr>
+          <w:rFonts w:ascii="Sakkal Majalla" w:hAnsi="Sakkal Majalla" w:cs="Sakkal Majalla"/>
+          <w:sz w:val="28"/>
+          <w:szCs w:val="28"/>
+        </w:rPr>
+        <w:t>:</w:t>
+      </w:r>
+    </w:p>
+    <w:p>
+      <w:pPr>
+        <w:rPr>
+          <w:rFonts w:ascii="Sakkal Majalla" w:hAnsi="Sakkal Majalla" w:cs="Sakkal Majalla"/>
+          <w:b/>
+          <w:bCs/>
+          <w:color w:val="7B7B7B" w:themeColor="accent3" w:themeShade="BF"/>
+          <w:sz w:val="28"/>
+          <w:szCs w:val="28"/>
+        </w:rPr>
+      </w:pPr>
+      <w:r>
+        <w:rPr>
+          <w:rFonts w:ascii="Sakkal Majalla" w:hAnsi="Sakkal Majalla" w:cs="Sakkal Majalla"/>
+          <w:sz w:val="28"/>
+          <w:szCs w:val="28"/>
+        </w:rPr>
+        <w:t>=</w:t>
+      </w:r>
+      <w:r>
+        <w:rPr>
+          <w:rFonts w:ascii="Sakkal Majalla" w:hAnsi="Sakkal Majalla" w:cs="Sakkal Majalla"/>
+          <w:b/>
+          <w:bCs/>
+          <w:color w:val="7B7B7B" w:themeColor="accent3" w:themeShade="BF"/>
+          <w:sz w:val="28"/>
+          <w:szCs w:val="28"/>
+        </w:rPr>
+        <w:t>XLOOKUP</w:t>
+      </w:r>
+      <w:r>
+        <w:rPr>
+          <w:rFonts w:ascii="Sakkal Majalla" w:hAnsi="Sakkal Majalla" w:cs="Sakkal Majalla"/>
+          <w:sz w:val="28"/>
+          <w:szCs w:val="28"/>
+        </w:rPr>
+        <w:t>([@</w:t>
+      </w:r>
+      <w:r>
+        <w:rPr>
+          <w:rFonts w:ascii="Sakkal Majalla" w:hAnsi="Sakkal Majalla" w:cs="Sakkal Majalla"/>
+          <w:b/>
+          <w:bCs/>
+          <w:color w:val="7B7B7B" w:themeColor="accent3" w:themeShade="BF"/>
+          <w:sz w:val="28"/>
+          <w:szCs w:val="28"/>
+        </w:rPr>
+        <w:t>Ticker</w:t>
+      </w:r>
+      <w:r>
+        <w:rPr>
+          <w:rFonts w:ascii="Sakkal Majalla" w:hAnsi="Sakkal Majalla" w:cs="Sakkal Majalla"/>
+          <w:sz w:val="28"/>
+          <w:szCs w:val="28"/>
+        </w:rPr>
+        <w:t xml:space="preserve">], </w:t>
+      </w:r>
+      <w:r>
+        <w:rPr>
+          <w:rFonts w:ascii="Sakkal Majalla" w:hAnsi="Sakkal Majalla" w:cs="Sakkal Majalla"/>
+          <w:b/>
+          <w:bCs/>
+          <w:color w:val="C00000"/>
+          <w:sz w:val="28"/>
+          <w:szCs w:val="28"/>
+        </w:rPr>
+        <w:t>Table18</w:t>
+      </w:r>
+      <w:r>
+        <w:rPr>
+          <w:rFonts w:ascii="Sakkal Majalla" w:hAnsi="Sakkal Majalla" w:cs="Sakkal Majalla"/>
+          <w:sz w:val="28"/>
+          <w:szCs w:val="28"/>
+        </w:rPr>
+        <w:t>[</w:t>
+      </w:r>
+      <w:r>
+        <w:rPr>
+          <w:rFonts w:ascii="Sakkal Majalla" w:hAnsi="Sakkal Majalla" w:cs="Sakkal Majalla"/>
+          <w:b/>
+          <w:bCs/>
+          <w:color w:val="7B7B7B" w:themeColor="accent3" w:themeShade="BF"/>
+          <w:sz w:val="28"/>
+          <w:szCs w:val="28"/>
+        </w:rPr>
+        <w:t>Ticker</w:t>
+      </w:r>
+      <w:r>
+        <w:rPr>
+          <w:rFonts w:ascii="Sakkal Majalla" w:hAnsi="Sakkal Majalla" w:cs="Sakkal Majalla"/>
+          <w:sz w:val="28"/>
+          <w:szCs w:val="28"/>
+        </w:rPr>
+        <w:t xml:space="preserve">], </w:t>
+      </w:r>
+      <w:r>
+        <w:rPr>
+          <w:rFonts w:ascii="Sakkal Majalla" w:hAnsi="Sakkal Majalla" w:cs="Sakkal Majalla"/>
+          <w:b/>
+          <w:bCs/>
+          <w:color w:val="C00000"/>
+          <w:sz w:val="28"/>
+          <w:szCs w:val="28"/>
+        </w:rPr>
+        <w:t>Table18</w:t>
+      </w:r>
+      <w:r>
+        <w:rPr>
+          <w:rFonts w:ascii="Sakkal Majalla" w:hAnsi="Sakkal Majalla" w:cs="Sakkal Majalla"/>
+          <w:sz w:val="28"/>
+          <w:szCs w:val="28"/>
+        </w:rPr>
+        <w:t>[</w:t>
+      </w:r>
+      <w:r>
+        <w:rPr>
+          <w:rFonts w:ascii="Sakkal Majalla" w:hAnsi="Sakkal Majalla" w:cs="Sakkal Majalla"/>
+          <w:b/>
+          <w:bCs/>
+          <w:color w:val="7B7B7B" w:themeColor="accent3" w:themeShade="BF"/>
+          <w:sz w:val="28"/>
+          <w:szCs w:val="28"/>
+        </w:rPr>
+        <w:t>Dividend</w:t>
+      </w:r>
+      <w:r>
+        <w:rPr>
+          <w:rFonts w:ascii="Sakkal Majalla" w:hAnsi="Sakkal Majalla" w:cs="Sakkal Majalla"/>
+          <w:sz w:val="28"/>
+          <w:szCs w:val="28"/>
+        </w:rPr>
+        <w:t>], "</w:t>
+      </w:r>
+      <w:r>
+        <w:rPr>
+          <w:rFonts w:ascii="Sakkal Majalla" w:hAnsi="Sakkal Majalla" w:cs="Sakkal Majalla"/>
+          <w:b/>
+          <w:bCs/>
+          <w:color w:val="7B7B7B" w:themeColor="accent3" w:themeShade="BF"/>
+          <w:sz w:val="28"/>
+          <w:szCs w:val="28"/>
+        </w:rPr>
+        <w:t>Missing</w:t>
+      </w:r>
+      <w:r>
+        <w:rPr>
+          <w:rFonts w:ascii="Sakkal Majalla" w:hAnsi="Sakkal Majalla" w:cs="Sakkal Majalla"/>
+          <w:sz w:val="28"/>
+          <w:szCs w:val="28"/>
+        </w:rPr>
+        <w:t>")</w:t>
+      </w:r>
+    </w:p>
+    <w:p>
+      <w:pPr>
+        <w:rPr>
+          <w:rFonts w:ascii="Sakkal Majalla" w:hAnsi="Sakkal Majalla" w:cs="Sakkal Majalla"/>
+          <w:sz w:val="28"/>
+          <w:szCs w:val="28"/>
+        </w:rPr>
+      </w:pPr>
+      <w:r>
+        <w:rPr>
+          <w:noProof/>
+        </w:rPr>
+        <w:drawing>
+          <wp:inline distT="0" distB="0" distL="0" distR="0" wp14:anchorId="140E347D" wp14:editId="33DBF2B5">
+            <wp:extent cx="6746789" cy="3600450"/>
+            <wp:effectExtent l="0" t="0" r="0" b="0"/>
+            <wp:docPr id="1460514441" name="Picture 1"/>
+            <wp:cNvGraphicFramePr>
+              <a:graphicFrameLocks xmlns:a="http://schemas.openxmlformats.org/drawingml/2006/main" noChangeAspect="1"/>
+            </wp:cNvGraphicFramePr>
+            <a:graphic xmlns:a="http://schemas.openxmlformats.org/drawingml/2006/main">
+              <a:graphicData uri="http://schemas.openxmlformats.org/drawingml/2006/picture">
+                <pic:pic xmlns:pic="http://schemas.openxmlformats.org/drawingml/2006/picture">
+                  <pic:nvPicPr>
+                    <pic:cNvPr id="1460514441" name=""/>
+                    <pic:cNvPicPr/>
+                  </pic:nvPicPr>
+                  <pic:blipFill>
+                    <a:blip r:embed="rId14"/>
+                    <a:stretch>
+                      <a:fillRect/>
+                    </a:stretch>
+                  </pic:blipFill>
+                  <pic:spPr>
+                    <a:xfrm>
+                      <a:off x="0" y="0"/>
+                      <a:ext cx="6753791" cy="3604186"/>
+                    </a:xfrm>
+                    <a:prstGeom prst="rect">
+                      <a:avLst/>
+                    </a:prstGeom>
+                  </pic:spPr>
+                </pic:pic>
+              </a:graphicData>
+            </a:graphic>
+          </wp:inline>
+        </w:drawing>
+      </w:r>
+    </w:p>
+    <w:p>
+      <w:pPr>
+        <w:ind w:left="720" w:firstLine="720"/>
+        <w:rPr>
+          <w:rFonts w:ascii="Sakkal Majalla" w:hAnsi="Sakkal Majalla" w:cs="Sakkal Majalla"/>
+          <w:sz w:val="28"/>
+          <w:szCs w:val="28"/>
+        </w:rPr>
+      </w:pPr>
+      <w:r>
+        <w:rPr>
+          <w:rFonts w:ascii="Sakkal Majalla" w:hAnsi="Sakkal Majalla" w:cs="Sakkal Majalla"/>
+          <w:sz w:val="28"/>
+          <w:szCs w:val="28"/>
+        </w:rPr>
+        <w:t>===================================================</w:t>
+      </w:r>
+    </w:p>
+    <w:p>
+      <w:pPr>
+        <w:rPr>
+          <w:rFonts w:ascii="Sakkal Majalla" w:hAnsi="Sakkal Majalla" w:cs="Sakkal Majalla"/>
+          <w:sz w:val="28"/>
+          <w:szCs w:val="28"/>
+        </w:rPr>
+      </w:pPr>
+    </w:p>
     <w:sectPr>
       <w:pgSz w:w="12240" w:h="15840"/>
       <w:pgMar w:top="1440" w:right="1440" w:bottom="1440" w:left="1440" w:header="720" w:footer="720" w:gutter="0"/>
@@ -1583,9 +2341,9 @@
     </w:lvl>
   </w:abstractNum>
   <w:abstractNum w:abstractNumId="1" w15:restartNumberingAfterBreak="0">
-    <w:nsid w:val="52FF4DF1"/>
+    <w:nsid w:val="0B0864EF"/>
     <w:multiLevelType w:val="hybridMultilevel"/>
-    <w:tmpl w:val="EADA4A28"/>
+    <w:tmpl w:val="B6929B96"/>
     <w:lvl w:ilvl="0" w:tplc="0409000F">
       <w:start w:val="1"/>
       <w:numFmt w:val="decimal"/>
@@ -1671,10 +2429,102 @@
       </w:pPr>
     </w:lvl>
   </w:abstractNum>
+  <w:abstractNum w:abstractNumId="2" w15:restartNumberingAfterBreak="0">
+    <w:nsid w:val="52FF4DF1"/>
+    <w:multiLevelType w:val="hybridMultilevel"/>
+    <w:tmpl w:val="EADA4A28"/>
+    <w:lvl w:ilvl="0" w:tplc="0409000F">
+      <w:start w:val="1"/>
+      <w:numFmt w:val="decimal"/>
+      <w:lvlText w:val="%1."/>
+      <w:lvlJc w:val="left"/>
+      <w:pPr>
+        <w:ind w:left="720" w:hanging="360"/>
+      </w:pPr>
+      <w:rPr>
+        <w:rFonts w:hint="default"/>
+      </w:rPr>
+    </w:lvl>
+    <w:lvl w:ilvl="1" w:tplc="04090019" w:tentative="1">
+      <w:start w:val="1"/>
+      <w:numFmt w:val="lowerLetter"/>
+      <w:lvlText w:val="%2."/>
+      <w:lvlJc w:val="left"/>
+      <w:pPr>
+        <w:ind w:left="1440" w:hanging="360"/>
+      </w:pPr>
+    </w:lvl>
+    <w:lvl w:ilvl="2" w:tplc="0409001B" w:tentative="1">
+      <w:start w:val="1"/>
+      <w:numFmt w:val="lowerRoman"/>
+      <w:lvlText w:val="%3."/>
+      <w:lvlJc w:val="right"/>
+      <w:pPr>
+        <w:ind w:left="2160" w:hanging="180"/>
+      </w:pPr>
+    </w:lvl>
+    <w:lvl w:ilvl="3" w:tplc="0409000F" w:tentative="1">
+      <w:start w:val="1"/>
+      <w:numFmt w:val="decimal"/>
+      <w:lvlText w:val="%4."/>
+      <w:lvlJc w:val="left"/>
+      <w:pPr>
+        <w:ind w:left="2880" w:hanging="360"/>
+      </w:pPr>
+    </w:lvl>
+    <w:lvl w:ilvl="4" w:tplc="04090019" w:tentative="1">
+      <w:start w:val="1"/>
+      <w:numFmt w:val="lowerLetter"/>
+      <w:lvlText w:val="%5."/>
+      <w:lvlJc w:val="left"/>
+      <w:pPr>
+        <w:ind w:left="3600" w:hanging="360"/>
+      </w:pPr>
+    </w:lvl>
+    <w:lvl w:ilvl="5" w:tplc="0409001B" w:tentative="1">
+      <w:start w:val="1"/>
+      <w:numFmt w:val="lowerRoman"/>
+      <w:lvlText w:val="%6."/>
+      <w:lvlJc w:val="right"/>
+      <w:pPr>
+        <w:ind w:left="4320" w:hanging="180"/>
+      </w:pPr>
+    </w:lvl>
+    <w:lvl w:ilvl="6" w:tplc="0409000F" w:tentative="1">
+      <w:start w:val="1"/>
+      <w:numFmt w:val="decimal"/>
+      <w:lvlText w:val="%7."/>
+      <w:lvlJc w:val="left"/>
+      <w:pPr>
+        <w:ind w:left="5040" w:hanging="360"/>
+      </w:pPr>
+    </w:lvl>
+    <w:lvl w:ilvl="7" w:tplc="04090019" w:tentative="1">
+      <w:start w:val="1"/>
+      <w:numFmt w:val="lowerLetter"/>
+      <w:lvlText w:val="%8."/>
+      <w:lvlJc w:val="left"/>
+      <w:pPr>
+        <w:ind w:left="5760" w:hanging="360"/>
+      </w:pPr>
+    </w:lvl>
+    <w:lvl w:ilvl="8" w:tplc="0409001B" w:tentative="1">
+      <w:start w:val="1"/>
+      <w:numFmt w:val="lowerRoman"/>
+      <w:lvlText w:val="%9."/>
+      <w:lvlJc w:val="right"/>
+      <w:pPr>
+        <w:ind w:left="6480" w:hanging="180"/>
+      </w:pPr>
+    </w:lvl>
+  </w:abstractNum>
   <w:num w:numId="1" w16cid:durableId="1790776857">
     <w:abstractNumId w:val="0"/>
   </w:num>
   <w:num w:numId="2" w16cid:durableId="1735545217">
+    <w:abstractNumId w:val="2"/>
+  </w:num>
+  <w:num w:numId="3" w16cid:durableId="495002741">
     <w:abstractNumId w:val="1"/>
   </w:num>
 </w:numbering>
@@ -2080,6 +2930,7 @@
   <w:style w:type="paragraph" w:default="1" w:styleId="Normal">
     <w:name w:val="Normal"/>
     <w:qFormat/>
+    <w:rsid w:val="00FD698D"/>
   </w:style>
   <w:style w:type="paragraph" w:styleId="Heading1">
     <w:name w:val="heading 1"/>

--- a/Finance-And-Accounting-In-Excel/Finance-Notes-02.docx
+++ b/Finance-And-Accounting-In-Excel/Finance-Notes-02.docx
@@ -84,15 +84,6 @@
         </w:rPr>
         <w:t>And many more</w:t>
       </w:r>
-    </w:p>
-    <w:p>
-      <w:pPr>
-        <w:rPr>
-          <w:rFonts w:ascii="Sakkal Majalla" w:hAnsi="Sakkal Majalla" w:cs="Sakkal Majalla"/>
-          <w:sz w:val="28"/>
-          <w:szCs w:val="28"/>
-        </w:rPr>
-      </w:pPr>
     </w:p>
     <w:p>
       <w:pPr>
@@ -243,30 +234,13 @@
           <w:szCs w:val="28"/>
         </w:rPr>
       </w:pPr>
-    </w:p>
-    <w:p>
-      <w:pPr>
-        <w:rPr>
-          <w:rFonts w:ascii="Sakkal Majalla" w:hAnsi="Sakkal Majalla" w:cs="Sakkal Majalla"/>
-          <w:sz w:val="28"/>
-          <w:szCs w:val="28"/>
-        </w:rPr>
-      </w:pPr>
-    </w:p>
-    <w:p>
-      <w:pPr>
-        <w:rPr>
-          <w:rFonts w:ascii="Sakkal Majalla" w:hAnsi="Sakkal Majalla" w:cs="Sakkal Majalla"/>
-          <w:sz w:val="28"/>
-          <w:szCs w:val="28"/>
-        </w:rPr>
-      </w:pPr>
-      <w:r>
-        <w:rPr>
-          <w:rFonts w:ascii="Sakkal Majalla" w:hAnsi="Sakkal Majalla" w:cs="Sakkal Majalla"/>
-          <w:sz w:val="28"/>
-          <w:szCs w:val="28"/>
-        </w:rPr>
+      <w:r>
+        <w:rPr>
+          <w:rFonts w:ascii="Sakkal Majalla" w:hAnsi="Sakkal Majalla" w:cs="Sakkal Majalla"/>
+          <w:sz w:val="28"/>
+          <w:szCs w:val="28"/>
+        </w:rPr>
+        <w:lastRenderedPageBreak/>
         <w:t>We can change the data:</w:t>
       </w:r>
     </w:p>
@@ -440,7 +414,6 @@
           <w:sz w:val="28"/>
           <w:szCs w:val="28"/>
         </w:rPr>
-        <w:lastRenderedPageBreak/>
         <w:drawing>
           <wp:inline distT="0" distB="0" distL="0" distR="0" wp14:anchorId="09C5677B" wp14:editId="1F281E4B">
             <wp:extent cx="5314950" cy="2836344"/>
@@ -2216,6 +2189,822 @@
         </w:rPr>
       </w:pPr>
     </w:p>
+    <w:p>
+      <w:pPr>
+        <w:rPr>
+          <w:rFonts w:ascii="Sakkal Majalla" w:hAnsi="Sakkal Majalla" w:cs="Sakkal Majalla"/>
+          <w:sz w:val="28"/>
+          <w:szCs w:val="28"/>
+        </w:rPr>
+      </w:pPr>
+    </w:p>
+    <w:p>
+      <w:pPr>
+        <w:rPr>
+          <w:rFonts w:ascii="Sakkal Majalla" w:hAnsi="Sakkal Majalla" w:cs="Sakkal Majalla"/>
+          <w:sz w:val="28"/>
+          <w:szCs w:val="28"/>
+        </w:rPr>
+      </w:pPr>
+    </w:p>
+    <w:p>
+      <w:pPr>
+        <w:rPr>
+          <w:rFonts w:ascii="Sakkal Majalla" w:hAnsi="Sakkal Majalla" w:cs="Sakkal Majalla"/>
+          <w:sz w:val="28"/>
+          <w:szCs w:val="28"/>
+        </w:rPr>
+      </w:pPr>
+    </w:p>
+    <w:p>
+      <w:pPr>
+        <w:rPr>
+          <w:rFonts w:ascii="Sakkal Majalla" w:hAnsi="Sakkal Majalla" w:cs="Sakkal Majalla"/>
+          <w:sz w:val="28"/>
+          <w:szCs w:val="28"/>
+        </w:rPr>
+      </w:pPr>
+    </w:p>
+    <w:p>
+      <w:pPr>
+        <w:rPr>
+          <w:rFonts w:ascii="Sakkal Majalla" w:hAnsi="Sakkal Majalla" w:cs="Sakkal Majalla"/>
+          <w:sz w:val="28"/>
+          <w:szCs w:val="28"/>
+        </w:rPr>
+      </w:pPr>
+    </w:p>
+    <w:p>
+      <w:pPr>
+        <w:rPr>
+          <w:rFonts w:ascii="Sakkal Majalla" w:hAnsi="Sakkal Majalla" w:cs="Sakkal Majalla"/>
+          <w:sz w:val="28"/>
+          <w:szCs w:val="28"/>
+        </w:rPr>
+      </w:pPr>
+    </w:p>
+    <w:p>
+      <w:pPr>
+        <w:rPr>
+          <w:rFonts w:ascii="Sakkal Majalla" w:hAnsi="Sakkal Majalla" w:cs="Sakkal Majalla"/>
+          <w:sz w:val="28"/>
+          <w:szCs w:val="28"/>
+        </w:rPr>
+      </w:pPr>
+      <w:r>
+        <w:rPr>
+          <w:rFonts w:ascii="Sakkal Majalla" w:hAnsi="Sakkal Majalla" w:cs="Sakkal Majalla"/>
+          <w:sz w:val="28"/>
+          <w:szCs w:val="28"/>
+        </w:rPr>
+        <w:lastRenderedPageBreak/>
+        <w:t xml:space="preserve">The formula of Match-function is: </w:t>
+      </w:r>
+      <w:r>
+        <w:rPr>
+          <w:rFonts w:ascii="Sakkal Majalla" w:hAnsi="Sakkal Majalla" w:cs="Sakkal Majalla"/>
+          <w:sz w:val="28"/>
+          <w:szCs w:val="28"/>
+        </w:rPr>
+        <w:t>=</w:t>
+      </w:r>
+      <w:r>
+        <w:rPr>
+          <w:rFonts w:ascii="Sakkal Majalla" w:hAnsi="Sakkal Majalla" w:cs="Sakkal Majalla"/>
+          <w:b/>
+          <w:bCs/>
+          <w:color w:val="538135" w:themeColor="accent6" w:themeShade="BF"/>
+          <w:sz w:val="28"/>
+          <w:szCs w:val="28"/>
+        </w:rPr>
+        <w:t>MATCH</w:t>
+      </w:r>
+      <w:r>
+        <w:rPr>
+          <w:rFonts w:ascii="Sakkal Majalla" w:hAnsi="Sakkal Majalla" w:cs="Sakkal Majalla"/>
+          <w:sz w:val="28"/>
+          <w:szCs w:val="28"/>
+        </w:rPr>
+        <w:t>(</w:t>
+      </w:r>
+      <w:r>
+        <w:rPr>
+          <w:rFonts w:ascii="Sakkal Majalla" w:hAnsi="Sakkal Majalla" w:cs="Sakkal Majalla"/>
+          <w:b/>
+          <w:bCs/>
+          <w:color w:val="538135" w:themeColor="accent6" w:themeShade="BF"/>
+          <w:sz w:val="28"/>
+          <w:szCs w:val="28"/>
+        </w:rPr>
+        <w:t>I3</w:t>
+      </w:r>
+      <w:r>
+        <w:rPr>
+          <w:rFonts w:ascii="Sakkal Majalla" w:hAnsi="Sakkal Majalla" w:cs="Sakkal Majalla"/>
+          <w:sz w:val="28"/>
+          <w:szCs w:val="28"/>
+        </w:rPr>
+        <w:t xml:space="preserve">, </w:t>
+      </w:r>
+      <w:r>
+        <w:rPr>
+          <w:rFonts w:ascii="Sakkal Majalla" w:hAnsi="Sakkal Majalla" w:cs="Sakkal Majalla"/>
+          <w:b/>
+          <w:bCs/>
+          <w:color w:val="2E74B5" w:themeColor="accent5" w:themeShade="BF"/>
+          <w:sz w:val="28"/>
+          <w:szCs w:val="28"/>
+        </w:rPr>
+        <w:t>$B$3:$B$8</w:t>
+      </w:r>
+      <w:r>
+        <w:rPr>
+          <w:rFonts w:ascii="Sakkal Majalla" w:hAnsi="Sakkal Majalla" w:cs="Sakkal Majalla"/>
+          <w:sz w:val="28"/>
+          <w:szCs w:val="28"/>
+        </w:rPr>
+        <w:t>,</w:t>
+      </w:r>
+      <w:r>
+        <w:rPr>
+          <w:rFonts w:ascii="Sakkal Majalla" w:hAnsi="Sakkal Majalla" w:cs="Sakkal Majalla"/>
+          <w:b/>
+          <w:bCs/>
+          <w:color w:val="538135" w:themeColor="accent6" w:themeShade="BF"/>
+          <w:sz w:val="28"/>
+          <w:szCs w:val="28"/>
+        </w:rPr>
+        <w:t>0</w:t>
+      </w:r>
+      <w:r>
+        <w:rPr>
+          <w:rFonts w:ascii="Sakkal Majalla" w:hAnsi="Sakkal Majalla" w:cs="Sakkal Majalla"/>
+          <w:sz w:val="28"/>
+          <w:szCs w:val="28"/>
+        </w:rPr>
+        <w:t>)</w:t>
+      </w:r>
+    </w:p>
+    <w:p>
+      <w:pPr>
+        <w:pStyle w:val="ListParagraph"/>
+        <w:numPr>
+          <w:ilvl w:val="0"/>
+          <w:numId w:val="1"/>
+        </w:numPr>
+        <w:rPr>
+          <w:rFonts w:ascii="Sakkal Majalla" w:hAnsi="Sakkal Majalla" w:cs="Sakkal Majalla"/>
+          <w:sz w:val="28"/>
+          <w:szCs w:val="28"/>
+        </w:rPr>
+      </w:pPr>
+      <w:r>
+        <w:rPr>
+          <w:rFonts w:ascii="Sakkal Majalla" w:hAnsi="Sakkal Majalla" w:cs="Sakkal Majalla"/>
+          <w:b/>
+          <w:bCs/>
+          <w:color w:val="2E74B5" w:themeColor="accent5" w:themeShade="BF"/>
+          <w:sz w:val="28"/>
+          <w:szCs w:val="28"/>
+        </w:rPr>
+        <w:t>I3</w:t>
+      </w:r>
+      <w:r>
+        <w:rPr>
+          <w:rFonts w:ascii="Sakkal Majalla" w:hAnsi="Sakkal Majalla" w:cs="Sakkal Majalla"/>
+          <w:color w:val="2E74B5" w:themeColor="accent5" w:themeShade="BF"/>
+          <w:sz w:val="28"/>
+          <w:szCs w:val="28"/>
+        </w:rPr>
+        <w:t xml:space="preserve"> </w:t>
+      </w:r>
+      <w:r>
+        <w:rPr>
+          <w:rFonts w:ascii="Sakkal Majalla" w:hAnsi="Sakkal Majalla" w:cs="Sakkal Majalla"/>
+          <w:sz w:val="28"/>
+          <w:szCs w:val="28"/>
+        </w:rPr>
+        <w:t>is: the searching value</w:t>
+      </w:r>
+    </w:p>
+    <w:p>
+      <w:pPr>
+        <w:pStyle w:val="ListParagraph"/>
+        <w:numPr>
+          <w:ilvl w:val="0"/>
+          <w:numId w:val="1"/>
+        </w:numPr>
+        <w:rPr>
+          <w:rFonts w:ascii="Sakkal Majalla" w:hAnsi="Sakkal Majalla" w:cs="Sakkal Majalla"/>
+          <w:sz w:val="28"/>
+          <w:szCs w:val="28"/>
+        </w:rPr>
+      </w:pPr>
+      <w:r>
+        <w:rPr>
+          <w:rFonts w:ascii="Sakkal Majalla" w:hAnsi="Sakkal Majalla" w:cs="Sakkal Majalla"/>
+          <w:sz w:val="28"/>
+          <w:szCs w:val="28"/>
+        </w:rPr>
+        <w:t xml:space="preserve">The second </w:t>
+      </w:r>
+      <w:r>
+        <w:rPr>
+          <w:rFonts w:ascii="Sakkal Majalla" w:hAnsi="Sakkal Majalla" w:cs="Sakkal Majalla"/>
+          <w:b/>
+          <w:bCs/>
+          <w:color w:val="2E74B5" w:themeColor="accent5" w:themeShade="BF"/>
+          <w:sz w:val="28"/>
+          <w:szCs w:val="28"/>
+        </w:rPr>
+        <w:t>is the array where we want to search</w:t>
+      </w:r>
+      <w:r>
+        <w:rPr>
+          <w:rFonts w:ascii="Sakkal Majalla" w:hAnsi="Sakkal Majalla" w:cs="Sakkal Majalla"/>
+          <w:sz w:val="28"/>
+          <w:szCs w:val="28"/>
+        </w:rPr>
+        <w:t>.</w:t>
+      </w:r>
+    </w:p>
+    <w:p>
+      <w:pPr>
+        <w:pStyle w:val="ListParagraph"/>
+        <w:numPr>
+          <w:ilvl w:val="0"/>
+          <w:numId w:val="1"/>
+        </w:numPr>
+        <w:rPr>
+          <w:rFonts w:ascii="Sakkal Majalla" w:hAnsi="Sakkal Majalla" w:cs="Sakkal Majalla"/>
+          <w:sz w:val="28"/>
+          <w:szCs w:val="28"/>
+        </w:rPr>
+      </w:pPr>
+      <w:r>
+        <w:rPr>
+          <w:rFonts w:ascii="Sakkal Majalla" w:hAnsi="Sakkal Majalla" w:cs="Sakkal Majalla"/>
+          <w:b/>
+          <w:bCs/>
+          <w:color w:val="2E74B5" w:themeColor="accent5" w:themeShade="BF"/>
+          <w:sz w:val="28"/>
+          <w:szCs w:val="28"/>
+        </w:rPr>
+        <w:t>The matching value</w:t>
+      </w:r>
+      <w:r>
+        <w:rPr>
+          <w:rFonts w:ascii="Sakkal Majalla" w:hAnsi="Sakkal Majalla" w:cs="Sakkal Majalla"/>
+          <w:sz w:val="28"/>
+          <w:szCs w:val="28"/>
+        </w:rPr>
+        <w:t>.</w:t>
+      </w:r>
+    </w:p>
+    <w:p>
+      <w:pPr>
+        <w:rPr>
+          <w:rFonts w:ascii="Sakkal Majalla" w:hAnsi="Sakkal Majalla" w:cs="Sakkal Majalla"/>
+          <w:sz w:val="28"/>
+          <w:szCs w:val="28"/>
+        </w:rPr>
+      </w:pPr>
+      <w:r>
+        <w:rPr>
+          <w:noProof/>
+        </w:rPr>
+        <w:drawing>
+          <wp:inline distT="0" distB="0" distL="0" distR="0" wp14:anchorId="0851133E" wp14:editId="1A3D38E6">
+            <wp:extent cx="5943600" cy="1740535"/>
+            <wp:effectExtent l="0" t="0" r="0" b="0"/>
+            <wp:docPr id="1730302850" name="Picture 1"/>
+            <wp:cNvGraphicFramePr>
+              <a:graphicFrameLocks xmlns:a="http://schemas.openxmlformats.org/drawingml/2006/main" noChangeAspect="1"/>
+            </wp:cNvGraphicFramePr>
+            <a:graphic xmlns:a="http://schemas.openxmlformats.org/drawingml/2006/main">
+              <a:graphicData uri="http://schemas.openxmlformats.org/drawingml/2006/picture">
+                <pic:pic xmlns:pic="http://schemas.openxmlformats.org/drawingml/2006/picture">
+                  <pic:nvPicPr>
+                    <pic:cNvPr id="1730302850" name=""/>
+                    <pic:cNvPicPr/>
+                  </pic:nvPicPr>
+                  <pic:blipFill>
+                    <a:blip r:embed="rId15"/>
+                    <a:stretch>
+                      <a:fillRect/>
+                    </a:stretch>
+                  </pic:blipFill>
+                  <pic:spPr>
+                    <a:xfrm>
+                      <a:off x="0" y="0"/>
+                      <a:ext cx="5943600" cy="1740535"/>
+                    </a:xfrm>
+                    <a:prstGeom prst="rect">
+                      <a:avLst/>
+                    </a:prstGeom>
+                  </pic:spPr>
+                </pic:pic>
+              </a:graphicData>
+            </a:graphic>
+          </wp:inline>
+        </w:drawing>
+      </w:r>
+    </w:p>
+    <w:p>
+      <w:pPr>
+        <w:ind w:left="720" w:firstLine="720"/>
+        <w:rPr>
+          <w:rFonts w:ascii="Sakkal Majalla" w:hAnsi="Sakkal Majalla" w:cs="Sakkal Majalla"/>
+          <w:sz w:val="28"/>
+          <w:szCs w:val="28"/>
+        </w:rPr>
+      </w:pPr>
+      <w:r>
+        <w:rPr>
+          <w:rFonts w:ascii="Sakkal Majalla" w:hAnsi="Sakkal Majalla" w:cs="Sakkal Majalla"/>
+          <w:sz w:val="28"/>
+          <w:szCs w:val="28"/>
+        </w:rPr>
+        <w:t>===================================================</w:t>
+      </w:r>
+    </w:p>
+    <w:p>
+      <w:pPr>
+        <w:rPr>
+          <w:rFonts w:ascii="Sakkal Majalla" w:hAnsi="Sakkal Majalla" w:cs="Sakkal Majalla"/>
+          <w:sz w:val="28"/>
+          <w:szCs w:val="28"/>
+        </w:rPr>
+      </w:pPr>
+      <w:r>
+        <w:rPr>
+          <w:noProof/>
+        </w:rPr>
+        <w:drawing>
+          <wp:inline distT="0" distB="0" distL="0" distR="0" wp14:anchorId="7491E9B1" wp14:editId="7AF075D4">
+            <wp:extent cx="5943600" cy="1744980"/>
+            <wp:effectExtent l="0" t="0" r="0" b="7620"/>
+            <wp:docPr id="803171853" name="Picture 1"/>
+            <wp:cNvGraphicFramePr>
+              <a:graphicFrameLocks xmlns:a="http://schemas.openxmlformats.org/drawingml/2006/main" noChangeAspect="1"/>
+            </wp:cNvGraphicFramePr>
+            <a:graphic xmlns:a="http://schemas.openxmlformats.org/drawingml/2006/main">
+              <a:graphicData uri="http://schemas.openxmlformats.org/drawingml/2006/picture">
+                <pic:pic xmlns:pic="http://schemas.openxmlformats.org/drawingml/2006/picture">
+                  <pic:nvPicPr>
+                    <pic:cNvPr id="803171853" name=""/>
+                    <pic:cNvPicPr/>
+                  </pic:nvPicPr>
+                  <pic:blipFill>
+                    <a:blip r:embed="rId16"/>
+                    <a:stretch>
+                      <a:fillRect/>
+                    </a:stretch>
+                  </pic:blipFill>
+                  <pic:spPr>
+                    <a:xfrm>
+                      <a:off x="0" y="0"/>
+                      <a:ext cx="5943600" cy="1744980"/>
+                    </a:xfrm>
+                    <a:prstGeom prst="rect">
+                      <a:avLst/>
+                    </a:prstGeom>
+                  </pic:spPr>
+                </pic:pic>
+              </a:graphicData>
+            </a:graphic>
+          </wp:inline>
+        </w:drawing>
+      </w:r>
+    </w:p>
+    <w:p>
+      <w:pPr>
+        <w:ind w:left="720" w:firstLine="720"/>
+        <w:rPr>
+          <w:rFonts w:ascii="Sakkal Majalla" w:hAnsi="Sakkal Majalla" w:cs="Sakkal Majalla"/>
+          <w:sz w:val="28"/>
+          <w:szCs w:val="28"/>
+        </w:rPr>
+      </w:pPr>
+      <w:r>
+        <w:rPr>
+          <w:rFonts w:ascii="Sakkal Majalla" w:hAnsi="Sakkal Majalla" w:cs="Sakkal Majalla"/>
+          <w:sz w:val="28"/>
+          <w:szCs w:val="28"/>
+        </w:rPr>
+        <w:t>===================================================</w:t>
+      </w:r>
+    </w:p>
+    <w:p>
+      <w:pPr>
+        <w:rPr>
+          <w:rFonts w:ascii="Sakkal Majalla" w:hAnsi="Sakkal Majalla" w:cs="Sakkal Majalla"/>
+          <w:sz w:val="28"/>
+          <w:szCs w:val="28"/>
+        </w:rPr>
+      </w:pPr>
+    </w:p>
+    <w:p>
+      <w:pPr>
+        <w:rPr>
+          <w:rFonts w:ascii="Sakkal Majalla" w:hAnsi="Sakkal Majalla" w:cs="Sakkal Majalla"/>
+          <w:sz w:val="28"/>
+          <w:szCs w:val="28"/>
+        </w:rPr>
+      </w:pPr>
+    </w:p>
+    <w:p>
+      <w:pPr>
+        <w:rPr>
+          <w:rFonts w:ascii="Sakkal Majalla" w:hAnsi="Sakkal Majalla" w:cs="Sakkal Majalla"/>
+          <w:sz w:val="28"/>
+          <w:szCs w:val="28"/>
+        </w:rPr>
+      </w:pPr>
+    </w:p>
+    <w:p>
+      <w:pPr>
+        <w:rPr>
+          <w:rFonts w:ascii="Sakkal Majalla" w:hAnsi="Sakkal Majalla" w:cs="Sakkal Majalla"/>
+          <w:sz w:val="28"/>
+          <w:szCs w:val="28"/>
+        </w:rPr>
+      </w:pPr>
+    </w:p>
+    <w:p>
+      <w:pPr>
+        <w:rPr>
+          <w:rFonts w:ascii="Sakkal Majalla" w:hAnsi="Sakkal Majalla" w:cs="Sakkal Majalla"/>
+          <w:sz w:val="28"/>
+          <w:szCs w:val="28"/>
+        </w:rPr>
+      </w:pPr>
+    </w:p>
+    <w:p>
+      <w:pPr>
+        <w:rPr>
+          <w:rFonts w:ascii="Sakkal Majalla" w:hAnsi="Sakkal Majalla" w:cs="Sakkal Majalla"/>
+          <w:sz w:val="28"/>
+          <w:szCs w:val="28"/>
+        </w:rPr>
+      </w:pPr>
+    </w:p>
+    <w:p>
+      <w:pPr>
+        <w:rPr>
+          <w:rFonts w:ascii="Sakkal Majalla" w:hAnsi="Sakkal Majalla" w:cs="Sakkal Majalla"/>
+          <w:sz w:val="28"/>
+          <w:szCs w:val="28"/>
+        </w:rPr>
+      </w:pPr>
+      <w:r>
+        <w:rPr>
+          <w:rFonts w:ascii="Sakkal Majalla" w:hAnsi="Sakkal Majalla" w:cs="Sakkal Majalla"/>
+          <w:sz w:val="28"/>
+          <w:szCs w:val="28"/>
+        </w:rPr>
+        <w:lastRenderedPageBreak/>
+        <w:t xml:space="preserve">The index formula is: </w:t>
+      </w:r>
+      <w:r>
+        <w:rPr>
+          <w:rFonts w:ascii="Sakkal Majalla" w:hAnsi="Sakkal Majalla" w:cs="Sakkal Majalla"/>
+          <w:sz w:val="28"/>
+          <w:szCs w:val="28"/>
+        </w:rPr>
+        <w:t>=</w:t>
+      </w:r>
+      <w:r>
+        <w:rPr>
+          <w:rFonts w:ascii="Sakkal Majalla" w:hAnsi="Sakkal Majalla" w:cs="Sakkal Majalla"/>
+          <w:color w:val="2E74B5" w:themeColor="accent5" w:themeShade="BF"/>
+          <w:sz w:val="28"/>
+          <w:szCs w:val="28"/>
+        </w:rPr>
+        <w:t>INDEX</w:t>
+      </w:r>
+      <w:r>
+        <w:rPr>
+          <w:rFonts w:ascii="Sakkal Majalla" w:hAnsi="Sakkal Majalla" w:cs="Sakkal Majalla"/>
+          <w:sz w:val="28"/>
+          <w:szCs w:val="28"/>
+        </w:rPr>
+        <w:t>($</w:t>
+      </w:r>
+      <w:r>
+        <w:rPr>
+          <w:rFonts w:ascii="Sakkal Majalla" w:hAnsi="Sakkal Majalla" w:cs="Sakkal Majalla"/>
+          <w:b/>
+          <w:bCs/>
+          <w:color w:val="2E74B5" w:themeColor="accent5" w:themeShade="BF"/>
+          <w:sz w:val="28"/>
+          <w:szCs w:val="28"/>
+        </w:rPr>
+        <w:t>C</w:t>
+      </w:r>
+      <w:r>
+        <w:rPr>
+          <w:rFonts w:ascii="Sakkal Majalla" w:hAnsi="Sakkal Majalla" w:cs="Sakkal Majalla"/>
+          <w:sz w:val="28"/>
+          <w:szCs w:val="28"/>
+        </w:rPr>
+        <w:t>$</w:t>
+      </w:r>
+      <w:r>
+        <w:rPr>
+          <w:rFonts w:ascii="Sakkal Majalla" w:hAnsi="Sakkal Majalla" w:cs="Sakkal Majalla"/>
+          <w:b/>
+          <w:bCs/>
+          <w:color w:val="2E74B5" w:themeColor="accent5" w:themeShade="BF"/>
+          <w:sz w:val="28"/>
+          <w:szCs w:val="28"/>
+        </w:rPr>
+        <w:t>3</w:t>
+      </w:r>
+      <w:r>
+        <w:rPr>
+          <w:rFonts w:ascii="Sakkal Majalla" w:hAnsi="Sakkal Majalla" w:cs="Sakkal Majalla"/>
+          <w:sz w:val="28"/>
+          <w:szCs w:val="28"/>
+        </w:rPr>
+        <w:t>:$</w:t>
+      </w:r>
+      <w:r>
+        <w:rPr>
+          <w:rFonts w:ascii="Sakkal Majalla" w:hAnsi="Sakkal Majalla" w:cs="Sakkal Majalla"/>
+          <w:b/>
+          <w:bCs/>
+          <w:color w:val="2E74B5" w:themeColor="accent5" w:themeShade="BF"/>
+          <w:sz w:val="28"/>
+          <w:szCs w:val="28"/>
+        </w:rPr>
+        <w:t>G</w:t>
+      </w:r>
+      <w:r>
+        <w:rPr>
+          <w:rFonts w:ascii="Sakkal Majalla" w:hAnsi="Sakkal Majalla" w:cs="Sakkal Majalla"/>
+          <w:sz w:val="28"/>
+          <w:szCs w:val="28"/>
+        </w:rPr>
+        <w:t>$</w:t>
+      </w:r>
+      <w:r>
+        <w:rPr>
+          <w:rFonts w:ascii="Sakkal Majalla" w:hAnsi="Sakkal Majalla" w:cs="Sakkal Majalla"/>
+          <w:b/>
+          <w:bCs/>
+          <w:color w:val="2E74B5" w:themeColor="accent5" w:themeShade="BF"/>
+          <w:sz w:val="28"/>
+          <w:szCs w:val="28"/>
+        </w:rPr>
+        <w:t>8</w:t>
+      </w:r>
+      <w:r>
+        <w:rPr>
+          <w:rFonts w:ascii="Sakkal Majalla" w:hAnsi="Sakkal Majalla" w:cs="Sakkal Majalla"/>
+          <w:sz w:val="28"/>
+          <w:szCs w:val="28"/>
+        </w:rPr>
+        <w:t xml:space="preserve">, </w:t>
+      </w:r>
+      <w:r>
+        <w:rPr>
+          <w:rFonts w:ascii="Sakkal Majalla" w:hAnsi="Sakkal Majalla" w:cs="Sakkal Majalla"/>
+          <w:b/>
+          <w:bCs/>
+          <w:color w:val="2E74B5" w:themeColor="accent5" w:themeShade="BF"/>
+          <w:sz w:val="28"/>
+          <w:szCs w:val="28"/>
+        </w:rPr>
+        <w:t>K3</w:t>
+      </w:r>
+      <w:r>
+        <w:rPr>
+          <w:rFonts w:ascii="Sakkal Majalla" w:hAnsi="Sakkal Majalla" w:cs="Sakkal Majalla"/>
+          <w:sz w:val="28"/>
+          <w:szCs w:val="28"/>
+        </w:rPr>
+        <w:t>,</w:t>
+      </w:r>
+      <w:r>
+        <w:rPr>
+          <w:rFonts w:ascii="Sakkal Majalla" w:hAnsi="Sakkal Majalla" w:cs="Sakkal Majalla"/>
+          <w:b/>
+          <w:bCs/>
+          <w:color w:val="2E74B5" w:themeColor="accent5" w:themeShade="BF"/>
+          <w:sz w:val="28"/>
+          <w:szCs w:val="28"/>
+        </w:rPr>
+        <w:t>L3</w:t>
+      </w:r>
+      <w:r>
+        <w:rPr>
+          <w:rFonts w:ascii="Sakkal Majalla" w:hAnsi="Sakkal Majalla" w:cs="Sakkal Majalla"/>
+          <w:sz w:val="28"/>
+          <w:szCs w:val="28"/>
+        </w:rPr>
+        <w:t>)</w:t>
+      </w:r>
+    </w:p>
+    <w:p>
+      <w:pPr>
+        <w:pStyle w:val="ListParagraph"/>
+        <w:numPr>
+          <w:ilvl w:val="0"/>
+          <w:numId w:val="1"/>
+        </w:numPr>
+        <w:rPr>
+          <w:rFonts w:ascii="Sakkal Majalla" w:hAnsi="Sakkal Majalla" w:cs="Sakkal Majalla"/>
+          <w:sz w:val="28"/>
+          <w:szCs w:val="28"/>
+        </w:rPr>
+      </w:pPr>
+      <w:r>
+        <w:rPr>
+          <w:rFonts w:ascii="Sakkal Majalla" w:hAnsi="Sakkal Majalla" w:cs="Sakkal Majalla"/>
+          <w:sz w:val="28"/>
+          <w:szCs w:val="28"/>
+        </w:rPr>
+        <w:t xml:space="preserve">The first </w:t>
+      </w:r>
+      <w:r>
+        <w:rPr>
+          <w:rFonts w:ascii="Sakkal Majalla" w:hAnsi="Sakkal Majalla" w:cs="Sakkal Majalla"/>
+          <w:b/>
+          <w:bCs/>
+          <w:color w:val="2E74B5" w:themeColor="accent5" w:themeShade="BF"/>
+          <w:sz w:val="28"/>
+          <w:szCs w:val="28"/>
+        </w:rPr>
+        <w:t>is the array where to search</w:t>
+      </w:r>
+      <w:r>
+        <w:rPr>
+          <w:rFonts w:ascii="Sakkal Majalla" w:hAnsi="Sakkal Majalla" w:cs="Sakkal Majalla"/>
+          <w:sz w:val="28"/>
+          <w:szCs w:val="28"/>
+        </w:rPr>
+        <w:t>.</w:t>
+      </w:r>
+    </w:p>
+    <w:p>
+      <w:pPr>
+        <w:pStyle w:val="ListParagraph"/>
+        <w:numPr>
+          <w:ilvl w:val="0"/>
+          <w:numId w:val="1"/>
+        </w:numPr>
+        <w:rPr>
+          <w:rFonts w:ascii="Sakkal Majalla" w:hAnsi="Sakkal Majalla" w:cs="Sakkal Majalla"/>
+          <w:sz w:val="28"/>
+          <w:szCs w:val="28"/>
+        </w:rPr>
+      </w:pPr>
+      <w:r>
+        <w:rPr>
+          <w:rFonts w:ascii="Sakkal Majalla" w:hAnsi="Sakkal Majalla" w:cs="Sakkal Majalla"/>
+          <w:sz w:val="28"/>
+          <w:szCs w:val="28"/>
+        </w:rPr>
+        <w:t xml:space="preserve">The second </w:t>
+      </w:r>
+      <w:r>
+        <w:rPr>
+          <w:rFonts w:ascii="Sakkal Majalla" w:hAnsi="Sakkal Majalla" w:cs="Sakkal Majalla"/>
+          <w:b/>
+          <w:bCs/>
+          <w:color w:val="2E74B5" w:themeColor="accent5" w:themeShade="BF"/>
+          <w:sz w:val="28"/>
+          <w:szCs w:val="28"/>
+        </w:rPr>
+        <w:t>is the row number</w:t>
+      </w:r>
+      <w:r>
+        <w:rPr>
+          <w:rFonts w:ascii="Sakkal Majalla" w:hAnsi="Sakkal Majalla" w:cs="Sakkal Majalla"/>
+          <w:sz w:val="28"/>
+          <w:szCs w:val="28"/>
+        </w:rPr>
+        <w:t>.</w:t>
+      </w:r>
+    </w:p>
+    <w:p>
+      <w:pPr>
+        <w:pStyle w:val="ListParagraph"/>
+        <w:numPr>
+          <w:ilvl w:val="0"/>
+          <w:numId w:val="1"/>
+        </w:numPr>
+        <w:rPr>
+          <w:rFonts w:ascii="Sakkal Majalla" w:hAnsi="Sakkal Majalla" w:cs="Sakkal Majalla"/>
+          <w:sz w:val="28"/>
+          <w:szCs w:val="28"/>
+        </w:rPr>
+      </w:pPr>
+      <w:r>
+        <w:rPr>
+          <w:rFonts w:ascii="Sakkal Majalla" w:hAnsi="Sakkal Majalla" w:cs="Sakkal Majalla"/>
+          <w:sz w:val="28"/>
+          <w:szCs w:val="28"/>
+        </w:rPr>
+        <w:t xml:space="preserve">The third </w:t>
+      </w:r>
+      <w:r>
+        <w:rPr>
+          <w:rFonts w:ascii="Sakkal Majalla" w:hAnsi="Sakkal Majalla" w:cs="Sakkal Majalla"/>
+          <w:b/>
+          <w:bCs/>
+          <w:color w:val="2E74B5" w:themeColor="accent5" w:themeShade="BF"/>
+          <w:sz w:val="28"/>
+          <w:szCs w:val="28"/>
+        </w:rPr>
+        <w:t>is the column number</w:t>
+      </w:r>
+      <w:r>
+        <w:rPr>
+          <w:rFonts w:ascii="Sakkal Majalla" w:hAnsi="Sakkal Majalla" w:cs="Sakkal Majalla"/>
+          <w:sz w:val="28"/>
+          <w:szCs w:val="28"/>
+        </w:rPr>
+        <w:t>.</w:t>
+      </w:r>
+    </w:p>
+    <w:p>
+      <w:pPr>
+        <w:rPr>
+          <w:rFonts w:ascii="Sakkal Majalla" w:hAnsi="Sakkal Majalla" w:cs="Sakkal Majalla"/>
+          <w:sz w:val="28"/>
+          <w:szCs w:val="28"/>
+        </w:rPr>
+      </w:pPr>
+      <w:r>
+        <w:rPr>
+          <w:noProof/>
+        </w:rPr>
+        <w:drawing>
+          <wp:inline distT="0" distB="0" distL="0" distR="0" wp14:anchorId="440DBD2C" wp14:editId="22C0998B">
+            <wp:extent cx="6599216" cy="2257425"/>
+            <wp:effectExtent l="0" t="0" r="0" b="0"/>
+            <wp:docPr id="681912415" name="Picture 1"/>
+            <wp:cNvGraphicFramePr>
+              <a:graphicFrameLocks xmlns:a="http://schemas.openxmlformats.org/drawingml/2006/main" noChangeAspect="1"/>
+            </wp:cNvGraphicFramePr>
+            <a:graphic xmlns:a="http://schemas.openxmlformats.org/drawingml/2006/main">
+              <a:graphicData uri="http://schemas.openxmlformats.org/drawingml/2006/picture">
+                <pic:pic xmlns:pic="http://schemas.openxmlformats.org/drawingml/2006/picture">
+                  <pic:nvPicPr>
+                    <pic:cNvPr id="681912415" name=""/>
+                    <pic:cNvPicPr/>
+                  </pic:nvPicPr>
+                  <pic:blipFill>
+                    <a:blip r:embed="rId17"/>
+                    <a:stretch>
+                      <a:fillRect/>
+                    </a:stretch>
+                  </pic:blipFill>
+                  <pic:spPr>
+                    <a:xfrm>
+                      <a:off x="0" y="0"/>
+                      <a:ext cx="6624270" cy="2265995"/>
+                    </a:xfrm>
+                    <a:prstGeom prst="rect">
+                      <a:avLst/>
+                    </a:prstGeom>
+                  </pic:spPr>
+                </pic:pic>
+              </a:graphicData>
+            </a:graphic>
+          </wp:inline>
+        </w:drawing>
+      </w:r>
+    </w:p>
+    <w:p>
+      <w:pPr>
+        <w:ind w:left="720" w:firstLine="720"/>
+        <w:rPr>
+          <w:rFonts w:ascii="Sakkal Majalla" w:hAnsi="Sakkal Majalla" w:cs="Sakkal Majalla"/>
+          <w:sz w:val="28"/>
+          <w:szCs w:val="28"/>
+        </w:rPr>
+      </w:pPr>
+      <w:r>
+        <w:rPr>
+          <w:rFonts w:ascii="Sakkal Majalla" w:hAnsi="Sakkal Majalla" w:cs="Sakkal Majalla"/>
+          <w:sz w:val="28"/>
+          <w:szCs w:val="28"/>
+        </w:rPr>
+        <w:t>===================================================</w:t>
+      </w:r>
+    </w:p>
+    <w:p>
+      <w:pPr>
+        <w:rPr>
+          <w:rFonts w:ascii="Sakkal Majalla" w:hAnsi="Sakkal Majalla" w:cs="Sakkal Majalla"/>
+          <w:sz w:val="28"/>
+          <w:szCs w:val="28"/>
+        </w:rPr>
+      </w:pPr>
+    </w:p>
     <w:sectPr>
       <w:pgSz w:w="12240" w:h="15840"/>
       <w:pgMar w:top="1440" w:right="1440" w:bottom="1440" w:left="1440" w:header="720" w:footer="720" w:gutter="0"/>
@@ -2430,6 +3219,118 @@
     </w:lvl>
   </w:abstractNum>
   <w:abstractNum w:abstractNumId="2" w15:restartNumberingAfterBreak="0">
+    <w:nsid w:val="19533FDF"/>
+    <w:multiLevelType w:val="hybridMultilevel"/>
+    <w:tmpl w:val="3326A1A0"/>
+    <w:lvl w:ilvl="0" w:tplc="FE908324">
+      <w:numFmt w:val="bullet"/>
+      <w:lvlText w:val=""/>
+      <w:lvlJc w:val="left"/>
+      <w:pPr>
+        <w:ind w:left="720" w:hanging="360"/>
+      </w:pPr>
+      <w:rPr>
+        <w:rFonts w:ascii="Symbol" w:eastAsiaTheme="minorHAnsi" w:hAnsi="Symbol" w:cstheme="minorBidi" w:hint="default"/>
+      </w:rPr>
+    </w:lvl>
+    <w:lvl w:ilvl="1" w:tplc="04090003" w:tentative="1">
+      <w:start w:val="1"/>
+      <w:numFmt w:val="bullet"/>
+      <w:lvlText w:val="o"/>
+      <w:lvlJc w:val="left"/>
+      <w:pPr>
+        <w:ind w:left="1440" w:hanging="360"/>
+      </w:pPr>
+      <w:rPr>
+        <w:rFonts w:ascii="Courier New" w:hAnsi="Courier New" w:cs="Courier New" w:hint="default"/>
+      </w:rPr>
+    </w:lvl>
+    <w:lvl w:ilvl="2" w:tplc="04090005" w:tentative="1">
+      <w:start w:val="1"/>
+      <w:numFmt w:val="bullet"/>
+      <w:lvlText w:val=""/>
+      <w:lvlJc w:val="left"/>
+      <w:pPr>
+        <w:ind w:left="2160" w:hanging="360"/>
+      </w:pPr>
+      <w:rPr>
+        <w:rFonts w:ascii="Wingdings" w:hAnsi="Wingdings" w:hint="default"/>
+      </w:rPr>
+    </w:lvl>
+    <w:lvl w:ilvl="3" w:tplc="04090001" w:tentative="1">
+      <w:start w:val="1"/>
+      <w:numFmt w:val="bullet"/>
+      <w:lvlText w:val=""/>
+      <w:lvlJc w:val="left"/>
+      <w:pPr>
+        <w:ind w:left="2880" w:hanging="360"/>
+      </w:pPr>
+      <w:rPr>
+        <w:rFonts w:ascii="Symbol" w:hAnsi="Symbol" w:hint="default"/>
+      </w:rPr>
+    </w:lvl>
+    <w:lvl w:ilvl="4" w:tplc="04090003" w:tentative="1">
+      <w:start w:val="1"/>
+      <w:numFmt w:val="bullet"/>
+      <w:lvlText w:val="o"/>
+      <w:lvlJc w:val="left"/>
+      <w:pPr>
+        <w:ind w:left="3600" w:hanging="360"/>
+      </w:pPr>
+      <w:rPr>
+        <w:rFonts w:ascii="Courier New" w:hAnsi="Courier New" w:cs="Courier New" w:hint="default"/>
+      </w:rPr>
+    </w:lvl>
+    <w:lvl w:ilvl="5" w:tplc="04090005" w:tentative="1">
+      <w:start w:val="1"/>
+      <w:numFmt w:val="bullet"/>
+      <w:lvlText w:val=""/>
+      <w:lvlJc w:val="left"/>
+      <w:pPr>
+        <w:ind w:left="4320" w:hanging="360"/>
+      </w:pPr>
+      <w:rPr>
+        <w:rFonts w:ascii="Wingdings" w:hAnsi="Wingdings" w:hint="default"/>
+      </w:rPr>
+    </w:lvl>
+    <w:lvl w:ilvl="6" w:tplc="04090001" w:tentative="1">
+      <w:start w:val="1"/>
+      <w:numFmt w:val="bullet"/>
+      <w:lvlText w:val=""/>
+      <w:lvlJc w:val="left"/>
+      <w:pPr>
+        <w:ind w:left="5040" w:hanging="360"/>
+      </w:pPr>
+      <w:rPr>
+        <w:rFonts w:ascii="Symbol" w:hAnsi="Symbol" w:hint="default"/>
+      </w:rPr>
+    </w:lvl>
+    <w:lvl w:ilvl="7" w:tplc="04090003" w:tentative="1">
+      <w:start w:val="1"/>
+      <w:numFmt w:val="bullet"/>
+      <w:lvlText w:val="o"/>
+      <w:lvlJc w:val="left"/>
+      <w:pPr>
+        <w:ind w:left="5760" w:hanging="360"/>
+      </w:pPr>
+      <w:rPr>
+        <w:rFonts w:ascii="Courier New" w:hAnsi="Courier New" w:cs="Courier New" w:hint="default"/>
+      </w:rPr>
+    </w:lvl>
+    <w:lvl w:ilvl="8" w:tplc="04090005" w:tentative="1">
+      <w:start w:val="1"/>
+      <w:numFmt w:val="bullet"/>
+      <w:lvlText w:val=""/>
+      <w:lvlJc w:val="left"/>
+      <w:pPr>
+        <w:ind w:left="6480" w:hanging="360"/>
+      </w:pPr>
+      <w:rPr>
+        <w:rFonts w:ascii="Wingdings" w:hAnsi="Wingdings" w:hint="default"/>
+      </w:rPr>
+    </w:lvl>
+  </w:abstractNum>
+  <w:abstractNum w:abstractNumId="3" w15:restartNumberingAfterBreak="0">
     <w:nsid w:val="52FF4DF1"/>
     <w:multiLevelType w:val="hybridMultilevel"/>
     <w:tmpl w:val="EADA4A28"/>
@@ -2522,10 +3423,13 @@
     <w:abstractNumId w:val="0"/>
   </w:num>
   <w:num w:numId="2" w16cid:durableId="1735545217">
-    <w:abstractNumId w:val="2"/>
+    <w:abstractNumId w:val="3"/>
   </w:num>
   <w:num w:numId="3" w16cid:durableId="495002741">
     <w:abstractNumId w:val="1"/>
+  </w:num>
+  <w:num w:numId="4" w16cid:durableId="1126896084">
+    <w:abstractNumId w:val="2"/>
   </w:num>
 </w:numbering>
 </file>
